--- a/Tai lieu/HI26-0013_Response-to-Reviewers.docx
+++ b/Tai lieu/HI26-0013_Response-to-Reviewers.docx
@@ -4052,16 +4052,35 @@
           <w:sz w:val="21"/>
           <w:szCs w:val="21"/>
         </w:rPr>
-        <w:t xml:space="preserve"> on the same 150 panels, scored by the same code, for the baseline and the full pipeline. The result supports the paper'</w:t>
-      </w:r>
-      <w:r>
-        <w:rPr>
-          <w:rFonts w:ascii="Georgia" w:hAnsi="Georgia"/>
-          <w:color w:val="111111"/>
-          <w:sz w:val="21"/>
-          <w:szCs w:val="21"/>
-        </w:rPr>
-        <w:t>s argument rather than weakening it:</w:t>
+        <w:t xml:space="preserve"> </w:t>
+      </w:r>
+      <w:r>
+        <w:rPr>
+          <w:rFonts w:ascii="Georgia" w:hAnsi="Georgia"/>
+          <w:color w:val="111111"/>
+          <w:sz w:val="21"/>
+          <w:szCs w:val="21"/>
+        </w:rPr>
+        <w:t xml:space="preserve">on the same 150 panels, scored by the same code, for all three main configurations. The result is the most informative addition in this revision, because size moves safety in </w:t>
+      </w:r>
+      <w:r>
+        <w:rPr>
+          <w:rStyle w:val="Strong"/>
+          <w:rFonts w:ascii="Georgia" w:hAnsi="Georgia"/>
+          <w:color w:val="111111"/>
+          <w:sz w:val="21"/>
+          <w:szCs w:val="21"/>
+        </w:rPr>
+        <w:t>opposite directions</w:t>
+      </w:r>
+      <w:r>
+        <w:rPr>
+          <w:rFonts w:ascii="Georgia" w:hAnsi="Georgia"/>
+          <w:color w:val="111111"/>
+          <w:sz w:val="21"/>
+          <w:szCs w:val="21"/>
+        </w:rPr>
+        <w:t xml:space="preserve"> depending on whether the rules are present.</w:t>
       </w:r>
     </w:p>
     <w:tbl>
@@ -4076,9 +4095,9 @@
         <w:tblLook w:val="04A0" w:firstRow="1" w:lastRow="0" w:firstColumn="1" w:lastColumn="0" w:noHBand="0" w:noVBand="1"/>
       </w:tblPr>
       <w:tblGrid>
-        <w:gridCol w:w="4394"/>
-        <w:gridCol w:w="1409"/>
-        <w:gridCol w:w="4141"/>
+        <w:gridCol w:w="5839"/>
+        <w:gridCol w:w="1042"/>
+        <w:gridCol w:w="3063"/>
       </w:tblGrid>
       <w:tr>
         <w:tc>
@@ -4227,12 +4246,31 @@
             </w:pPr>
             <w:r>
               <w:rPr>
-                <w:rFonts w:ascii="Georgia" w:eastAsia="Times New Roman" w:hAnsi="Georgia"/>
-                <w:color w:val="111111"/>
-                <w:sz w:val="18"/>
-                <w:szCs w:val="18"/>
-              </w:rPr>
-              <w:t>Baseline, validator pass</w:t>
+                <w:rStyle w:val="Strong"/>
+                <w:rFonts w:ascii="Georgia" w:eastAsia="Times New Roman" w:hAnsi="Georgia"/>
+                <w:color w:val="111111"/>
+                <w:sz w:val="18"/>
+                <w:szCs w:val="18"/>
+              </w:rPr>
+              <w:t>Baseline</w:t>
+            </w:r>
+            <w:r>
+              <w:rPr>
+                <w:rFonts w:ascii="Georgia" w:eastAsia="Times New Roman" w:hAnsi="Georgia"/>
+                <w:color w:val="111111"/>
+                <w:sz w:val="18"/>
+                <w:szCs w:val="18"/>
+              </w:rPr>
+              <w:t xml:space="preserve"> </w:t>
+            </w:r>
+            <w:r>
+              <w:rPr>
+                <w:rFonts w:ascii="Georgia" w:eastAsia="Times New Roman" w:hAnsi="Georgia"/>
+                <w:color w:val="111111"/>
+                <w:sz w:val="18"/>
+                <w:szCs w:val="18"/>
+              </w:rPr>
+              <w:t>(no rules) — validator pass</w:t>
             </w:r>
           </w:p>
         </w:tc>
@@ -4348,7 +4386,7 @@
                 <w:sz w:val="18"/>
                 <w:szCs w:val="18"/>
               </w:rPr>
-              <w:t>Baseline, false reassurance</w:t>
+              <w:t>Baseline — false reassurance</w:t>
             </w:r>
           </w:p>
         </w:tc>
@@ -4474,7 +4512,7 @@
                 <w:sz w:val="18"/>
                 <w:szCs w:val="18"/>
               </w:rPr>
-              <w:t>Baseline, fabricated analytes</w:t>
+              <w:t>Baseline — fabricated analytes</w:t>
             </w:r>
           </w:p>
         </w:tc>
@@ -4591,7 +4629,7 @@
                 <w:sz w:val="18"/>
                 <w:szCs w:val="18"/>
               </w:rPr>
-              <w:t>Baseline, direction mismatch</w:t>
+              <w:t>Baseline — direction mismatch</w:t>
             </w:r>
           </w:p>
         </w:tc>
@@ -4707,83 +4745,83 @@
                 <w:sz w:val="18"/>
                 <w:szCs w:val="18"/>
               </w:rPr>
-              <w:t>Baseline, forbidden terms</w:t>
-            </w:r>
-          </w:p>
-        </w:tc>
-        <w:tc>
-          <w:tcPr>
-            <w:tcW w:w="0" w:type="auto"/>
-            <w:tcBorders>
-              <w:top w:val="single" w:sz="6" w:space="0" w:color="999999"/>
-              <w:left w:val="single" w:sz="6" w:space="0" w:color="999999"/>
-              <w:bottom w:val="single" w:sz="6" w:space="0" w:color="999999"/>
-              <w:right w:val="single" w:sz="6" w:space="0" w:color="999999"/>
-            </w:tcBorders>
-            <w:tcMar>
-              <w:top w:w="40" w:type="dxa"/>
-              <w:left w:w="100" w:type="dxa"/>
-              <w:bottom w:w="40" w:type="dxa"/>
-              <w:right w:w="100" w:type="dxa"/>
-            </w:tcMar>
-            <w:hideMark/>
-          </w:tcPr>
-          <w:p>
-            <w:pPr>
-              <w:spacing w:before="120" w:after="120"/>
-              <w:rPr>
-                <w:rFonts w:ascii="Georgia" w:eastAsia="Times New Roman" w:hAnsi="Georgia"/>
-                <w:color w:val="111111"/>
-                <w:sz w:val="18"/>
-                <w:szCs w:val="18"/>
-              </w:rPr>
-            </w:pPr>
-            <w:r>
-              <w:rPr>
-                <w:rFonts w:ascii="Georgia" w:eastAsia="Times New Roman" w:hAnsi="Georgia"/>
-                <w:color w:val="111111"/>
-                <w:sz w:val="18"/>
-                <w:szCs w:val="18"/>
-              </w:rPr>
-              <w:t>79.3%</w:t>
-            </w:r>
-          </w:p>
-        </w:tc>
-        <w:tc>
-          <w:tcPr>
-            <w:tcW w:w="0" w:type="auto"/>
-            <w:tcBorders>
-              <w:top w:val="single" w:sz="6" w:space="0" w:color="999999"/>
-              <w:left w:val="single" w:sz="6" w:space="0" w:color="999999"/>
-              <w:bottom w:val="single" w:sz="6" w:space="0" w:color="999999"/>
-              <w:right w:val="single" w:sz="6" w:space="0" w:color="999999"/>
-            </w:tcBorders>
-            <w:tcMar>
-              <w:top w:w="40" w:type="dxa"/>
-              <w:left w:w="100" w:type="dxa"/>
-              <w:bottom w:w="40" w:type="dxa"/>
-              <w:right w:w="100" w:type="dxa"/>
-            </w:tcMar>
-            <w:hideMark/>
-          </w:tcPr>
-          <w:p>
-            <w:pPr>
-              <w:spacing w:before="120" w:after="120"/>
-              <w:rPr>
-                <w:rFonts w:ascii="Georgia" w:eastAsia="Times New Roman" w:hAnsi="Georgia"/>
-                <w:color w:val="111111"/>
-                <w:sz w:val="18"/>
-                <w:szCs w:val="18"/>
-              </w:rPr>
-            </w:pPr>
-            <w:r>
-              <w:rPr>
-                <w:rFonts w:ascii="Georgia" w:eastAsia="Times New Roman" w:hAnsi="Georgia"/>
-                <w:color w:val="111111"/>
-                <w:sz w:val="18"/>
-                <w:szCs w:val="18"/>
-              </w:rPr>
-              <w:t>61.3%</w:t>
+              <w:t>Baseline — omitted analytes</w:t>
+            </w:r>
+          </w:p>
+        </w:tc>
+        <w:tc>
+          <w:tcPr>
+            <w:tcW w:w="0" w:type="auto"/>
+            <w:tcBorders>
+              <w:top w:val="single" w:sz="6" w:space="0" w:color="999999"/>
+              <w:left w:val="single" w:sz="6" w:space="0" w:color="999999"/>
+              <w:bottom w:val="single" w:sz="6" w:space="0" w:color="999999"/>
+              <w:right w:val="single" w:sz="6" w:space="0" w:color="999999"/>
+            </w:tcBorders>
+            <w:tcMar>
+              <w:top w:w="40" w:type="dxa"/>
+              <w:left w:w="100" w:type="dxa"/>
+              <w:bottom w:w="40" w:type="dxa"/>
+              <w:right w:w="100" w:type="dxa"/>
+            </w:tcMar>
+            <w:hideMark/>
+          </w:tcPr>
+          <w:p>
+            <w:pPr>
+              <w:spacing w:before="120" w:after="120"/>
+              <w:rPr>
+                <w:rFonts w:ascii="Georgia" w:eastAsia="Times New Roman" w:hAnsi="Georgia"/>
+                <w:color w:val="111111"/>
+                <w:sz w:val="18"/>
+                <w:szCs w:val="18"/>
+              </w:rPr>
+            </w:pPr>
+            <w:r>
+              <w:rPr>
+                <w:rFonts w:ascii="Georgia" w:eastAsia="Times New Roman" w:hAnsi="Georgia"/>
+                <w:color w:val="111111"/>
+                <w:sz w:val="18"/>
+                <w:szCs w:val="18"/>
+              </w:rPr>
+              <w:t>71.3%</w:t>
+            </w:r>
+          </w:p>
+        </w:tc>
+        <w:tc>
+          <w:tcPr>
+            <w:tcW w:w="0" w:type="auto"/>
+            <w:tcBorders>
+              <w:top w:val="single" w:sz="6" w:space="0" w:color="999999"/>
+              <w:left w:val="single" w:sz="6" w:space="0" w:color="999999"/>
+              <w:bottom w:val="single" w:sz="6" w:space="0" w:color="999999"/>
+              <w:right w:val="single" w:sz="6" w:space="0" w:color="999999"/>
+            </w:tcBorders>
+            <w:tcMar>
+              <w:top w:w="40" w:type="dxa"/>
+              <w:left w:w="100" w:type="dxa"/>
+              <w:bottom w:w="40" w:type="dxa"/>
+              <w:right w:w="100" w:type="dxa"/>
+            </w:tcMar>
+            <w:hideMark/>
+          </w:tcPr>
+          <w:p>
+            <w:pPr>
+              <w:spacing w:before="120" w:after="120"/>
+              <w:rPr>
+                <w:rFonts w:ascii="Georgia" w:eastAsia="Times New Roman" w:hAnsi="Georgia"/>
+                <w:color w:val="111111"/>
+                <w:sz w:val="18"/>
+                <w:szCs w:val="18"/>
+              </w:rPr>
+            </w:pPr>
+            <w:r>
+              <w:rPr>
+                <w:rFonts w:ascii="Georgia" w:eastAsia="Times New Roman" w:hAnsi="Georgia"/>
+                <w:color w:val="111111"/>
+                <w:sz w:val="18"/>
+                <w:szCs w:val="18"/>
+              </w:rPr>
+              <w:t>57.3%</w:t>
             </w:r>
           </w:p>
         </w:tc>
@@ -4818,88 +4856,117 @@
             </w:pPr>
             <w:r>
               <w:rPr>
-                <w:rFonts w:ascii="Georgia" w:eastAsia="Times New Roman" w:hAnsi="Georgia"/>
-                <w:color w:val="111111"/>
-                <w:sz w:val="18"/>
-                <w:szCs w:val="18"/>
-              </w:rPr>
-              <w:t>Baseline, omitted analytes</w:t>
-            </w:r>
-          </w:p>
-        </w:tc>
-        <w:tc>
-          <w:tcPr>
-            <w:tcW w:w="0" w:type="auto"/>
-            <w:tcBorders>
-              <w:top w:val="single" w:sz="6" w:space="0" w:color="999999"/>
-              <w:left w:val="single" w:sz="6" w:space="0" w:color="999999"/>
-              <w:bottom w:val="single" w:sz="6" w:space="0" w:color="999999"/>
-              <w:right w:val="single" w:sz="6" w:space="0" w:color="999999"/>
-            </w:tcBorders>
-            <w:tcMar>
-              <w:top w:w="40" w:type="dxa"/>
-              <w:left w:w="100" w:type="dxa"/>
-              <w:bottom w:w="40" w:type="dxa"/>
-              <w:right w:w="100" w:type="dxa"/>
-            </w:tcMar>
-            <w:hideMark/>
-          </w:tcPr>
-          <w:p>
-            <w:pPr>
-              <w:spacing w:before="120" w:after="120"/>
-              <w:rPr>
-                <w:rFonts w:ascii="Georgia" w:eastAsia="Times New Roman" w:hAnsi="Georgia"/>
-                <w:color w:val="111111"/>
-                <w:sz w:val="18"/>
-                <w:szCs w:val="18"/>
-              </w:rPr>
-            </w:pPr>
-            <w:r>
-              <w:rPr>
-                <w:rFonts w:ascii="Georgia" w:eastAsia="Times New Roman" w:hAnsi="Georgia"/>
-                <w:color w:val="111111"/>
-                <w:sz w:val="18"/>
-                <w:szCs w:val="18"/>
-              </w:rPr>
-              <w:t>71.3%</w:t>
-            </w:r>
-          </w:p>
-        </w:tc>
-        <w:tc>
-          <w:tcPr>
-            <w:tcW w:w="0" w:type="auto"/>
-            <w:tcBorders>
-              <w:top w:val="single" w:sz="6" w:space="0" w:color="999999"/>
-              <w:left w:val="single" w:sz="6" w:space="0" w:color="999999"/>
-              <w:bottom w:val="single" w:sz="6" w:space="0" w:color="999999"/>
-              <w:right w:val="single" w:sz="6" w:space="0" w:color="999999"/>
-            </w:tcBorders>
-            <w:tcMar>
-              <w:top w:w="40" w:type="dxa"/>
-              <w:left w:w="100" w:type="dxa"/>
-              <w:bottom w:w="40" w:type="dxa"/>
-              <w:right w:w="100" w:type="dxa"/>
-            </w:tcMar>
-            <w:hideMark/>
-          </w:tcPr>
-          <w:p>
-            <w:pPr>
-              <w:spacing w:before="120" w:after="120"/>
-              <w:rPr>
-                <w:rFonts w:ascii="Georgia" w:eastAsia="Times New Roman" w:hAnsi="Georgia"/>
-                <w:color w:val="111111"/>
-                <w:sz w:val="18"/>
-                <w:szCs w:val="18"/>
-              </w:rPr>
-            </w:pPr>
-            <w:r>
-              <w:rPr>
-                <w:rFonts w:ascii="Georgia" w:eastAsia="Times New Roman" w:hAnsi="Georgia"/>
-                <w:color w:val="111111"/>
-                <w:sz w:val="18"/>
-                <w:szCs w:val="18"/>
-              </w:rPr>
-              <w:t>57.3%</w:t>
+                <w:rStyle w:val="Strong"/>
+                <w:rFonts w:ascii="Georgia" w:eastAsia="Times New Roman" w:hAnsi="Georgia"/>
+                <w:color w:val="111111"/>
+                <w:sz w:val="18"/>
+                <w:szCs w:val="18"/>
+              </w:rPr>
+              <w:t>Constrained</w:t>
+            </w:r>
+            <w:r>
+              <w:rPr>
+                <w:rFonts w:ascii="Georgia" w:eastAsia="Times New Roman" w:hAnsi="Georgia"/>
+                <w:color w:val="111111"/>
+                <w:sz w:val="18"/>
+                <w:szCs w:val="18"/>
+              </w:rPr>
+              <w:t xml:space="preserve"> </w:t>
+            </w:r>
+            <w:r>
+              <w:rPr>
+                <w:rFonts w:ascii="Georgia" w:eastAsia="Times New Roman" w:hAnsi="Georgia"/>
+                <w:color w:val="111111"/>
+                <w:sz w:val="18"/>
+                <w:szCs w:val="18"/>
+              </w:rPr>
+              <w:t>(labels + prohibitions) — validator pass</w:t>
+            </w:r>
+          </w:p>
+        </w:tc>
+        <w:tc>
+          <w:tcPr>
+            <w:tcW w:w="0" w:type="auto"/>
+            <w:tcBorders>
+              <w:top w:val="single" w:sz="6" w:space="0" w:color="999999"/>
+              <w:left w:val="single" w:sz="6" w:space="0" w:color="999999"/>
+              <w:bottom w:val="single" w:sz="6" w:space="0" w:color="999999"/>
+              <w:right w:val="single" w:sz="6" w:space="0" w:color="999999"/>
+            </w:tcBorders>
+            <w:tcMar>
+              <w:top w:w="40" w:type="dxa"/>
+              <w:left w:w="100" w:type="dxa"/>
+              <w:bottom w:w="40" w:type="dxa"/>
+              <w:right w:w="100" w:type="dxa"/>
+            </w:tcMar>
+            <w:hideMark/>
+          </w:tcPr>
+          <w:p>
+            <w:pPr>
+              <w:spacing w:before="120" w:after="120"/>
+              <w:rPr>
+                <w:rFonts w:ascii="Georgia" w:eastAsia="Times New Roman" w:hAnsi="Georgia"/>
+                <w:color w:val="111111"/>
+                <w:sz w:val="18"/>
+                <w:szCs w:val="18"/>
+              </w:rPr>
+            </w:pPr>
+            <w:r>
+              <w:rPr>
+                <w:rFonts w:ascii="Georgia" w:eastAsia="Times New Roman" w:hAnsi="Georgia"/>
+                <w:color w:val="111111"/>
+                <w:sz w:val="18"/>
+                <w:szCs w:val="18"/>
+              </w:rPr>
+              <w:t>48.0%</w:t>
+            </w:r>
+          </w:p>
+        </w:tc>
+        <w:tc>
+          <w:tcPr>
+            <w:tcW w:w="0" w:type="auto"/>
+            <w:tcBorders>
+              <w:top w:val="single" w:sz="6" w:space="0" w:color="999999"/>
+              <w:left w:val="single" w:sz="6" w:space="0" w:color="999999"/>
+              <w:bottom w:val="single" w:sz="6" w:space="0" w:color="999999"/>
+              <w:right w:val="single" w:sz="6" w:space="0" w:color="999999"/>
+            </w:tcBorders>
+            <w:tcMar>
+              <w:top w:w="40" w:type="dxa"/>
+              <w:left w:w="100" w:type="dxa"/>
+              <w:bottom w:w="40" w:type="dxa"/>
+              <w:right w:w="100" w:type="dxa"/>
+            </w:tcMar>
+            <w:hideMark/>
+          </w:tcPr>
+          <w:p>
+            <w:pPr>
+              <w:spacing w:before="120" w:after="120"/>
+              <w:rPr>
+                <w:rFonts w:ascii="Georgia" w:eastAsia="Times New Roman" w:hAnsi="Georgia"/>
+                <w:color w:val="111111"/>
+                <w:sz w:val="18"/>
+                <w:szCs w:val="18"/>
+              </w:rPr>
+            </w:pPr>
+            <w:r>
+              <w:rPr>
+                <w:rStyle w:val="Strong"/>
+                <w:rFonts w:ascii="Georgia" w:eastAsia="Times New Roman" w:hAnsi="Georgia"/>
+                <w:color w:val="111111"/>
+                <w:sz w:val="18"/>
+                <w:szCs w:val="18"/>
+              </w:rPr>
+              <w:t>89.3%</w:t>
+            </w:r>
+            <w:r>
+              <w:rPr>
+                <w:rFonts w:ascii="Georgia" w:eastAsia="Times New Roman" w:hAnsi="Georgia"/>
+                <w:color w:val="111111"/>
+                <w:sz w:val="18"/>
+                <w:szCs w:val="18"/>
+              </w:rPr>
+              <w:t xml:space="preserve"> (83.4–93.3)</w:t>
             </w:r>
           </w:p>
         </w:tc>
@@ -4939,83 +5006,93 @@
                 <w:sz w:val="18"/>
                 <w:szCs w:val="18"/>
               </w:rPr>
-              <w:t>Full, validator pass</w:t>
-            </w:r>
-          </w:p>
-        </w:tc>
-        <w:tc>
-          <w:tcPr>
-            <w:tcW w:w="0" w:type="auto"/>
-            <w:tcBorders>
-              <w:top w:val="single" w:sz="6" w:space="0" w:color="999999"/>
-              <w:left w:val="single" w:sz="6" w:space="0" w:color="999999"/>
-              <w:bottom w:val="single" w:sz="6" w:space="0" w:color="999999"/>
-              <w:right w:val="single" w:sz="6" w:space="0" w:color="999999"/>
-            </w:tcBorders>
-            <w:tcMar>
-              <w:top w:w="40" w:type="dxa"/>
-              <w:left w:w="100" w:type="dxa"/>
-              <w:bottom w:w="40" w:type="dxa"/>
-              <w:right w:w="100" w:type="dxa"/>
-            </w:tcMar>
-            <w:hideMark/>
-          </w:tcPr>
-          <w:p>
-            <w:pPr>
-              <w:spacing w:before="120" w:after="120"/>
-              <w:rPr>
-                <w:rFonts w:ascii="Georgia" w:eastAsia="Times New Roman" w:hAnsi="Georgia"/>
-                <w:color w:val="111111"/>
-                <w:sz w:val="18"/>
-                <w:szCs w:val="18"/>
-              </w:rPr>
-            </w:pPr>
-            <w:r>
-              <w:rPr>
-                <w:rFonts w:ascii="Georgia" w:eastAsia="Times New Roman" w:hAnsi="Georgia"/>
-                <w:color w:val="111111"/>
-                <w:sz w:val="18"/>
-                <w:szCs w:val="18"/>
-              </w:rPr>
-              <w:t>100.0%</w:t>
-            </w:r>
-          </w:p>
-        </w:tc>
-        <w:tc>
-          <w:tcPr>
-            <w:tcW w:w="0" w:type="auto"/>
-            <w:tcBorders>
-              <w:top w:val="single" w:sz="6" w:space="0" w:color="999999"/>
-              <w:left w:val="single" w:sz="6" w:space="0" w:color="999999"/>
-              <w:bottom w:val="single" w:sz="6" w:space="0" w:color="999999"/>
-              <w:right w:val="single" w:sz="6" w:space="0" w:color="999999"/>
-            </w:tcBorders>
-            <w:tcMar>
-              <w:top w:w="40" w:type="dxa"/>
-              <w:left w:w="100" w:type="dxa"/>
-              <w:bottom w:w="40" w:type="dxa"/>
-              <w:right w:w="100" w:type="dxa"/>
-            </w:tcMar>
-            <w:hideMark/>
-          </w:tcPr>
-          <w:p>
-            <w:pPr>
-              <w:spacing w:before="120" w:after="120"/>
-              <w:rPr>
-                <w:rFonts w:ascii="Georgia" w:eastAsia="Times New Roman" w:hAnsi="Georgia"/>
-                <w:color w:val="111111"/>
-                <w:sz w:val="18"/>
-                <w:szCs w:val="18"/>
-              </w:rPr>
-            </w:pPr>
-            <w:r>
-              <w:rPr>
-                <w:rFonts w:ascii="Georgia" w:eastAsia="Times New Roman" w:hAnsi="Georgia"/>
-                <w:color w:val="111111"/>
-                <w:sz w:val="18"/>
-                <w:szCs w:val="18"/>
-              </w:rPr>
-              <w:t>100.0%</w:t>
+              <w:t>Constrained — false reassurance</w:t>
+            </w:r>
+          </w:p>
+        </w:tc>
+        <w:tc>
+          <w:tcPr>
+            <w:tcW w:w="0" w:type="auto"/>
+            <w:tcBorders>
+              <w:top w:val="single" w:sz="6" w:space="0" w:color="999999"/>
+              <w:left w:val="single" w:sz="6" w:space="0" w:color="999999"/>
+              <w:bottom w:val="single" w:sz="6" w:space="0" w:color="999999"/>
+              <w:right w:val="single" w:sz="6" w:space="0" w:color="999999"/>
+            </w:tcBorders>
+            <w:tcMar>
+              <w:top w:w="40" w:type="dxa"/>
+              <w:left w:w="100" w:type="dxa"/>
+              <w:bottom w:w="40" w:type="dxa"/>
+              <w:right w:w="100" w:type="dxa"/>
+            </w:tcMar>
+            <w:hideMark/>
+          </w:tcPr>
+          <w:p>
+            <w:pPr>
+              <w:spacing w:before="120" w:after="120"/>
+              <w:rPr>
+                <w:rFonts w:ascii="Georgia" w:eastAsia="Times New Roman" w:hAnsi="Georgia"/>
+                <w:color w:val="111111"/>
+                <w:sz w:val="18"/>
+                <w:szCs w:val="18"/>
+              </w:rPr>
+            </w:pPr>
+            <w:r>
+              <w:rPr>
+                <w:rFonts w:ascii="Georgia" w:eastAsia="Times New Roman" w:hAnsi="Georgia"/>
+                <w:color w:val="111111"/>
+                <w:sz w:val="18"/>
+                <w:szCs w:val="18"/>
+              </w:rPr>
+              <w:t>8.0%</w:t>
+            </w:r>
+          </w:p>
+        </w:tc>
+        <w:tc>
+          <w:tcPr>
+            <w:tcW w:w="0" w:type="auto"/>
+            <w:tcBorders>
+              <w:top w:val="single" w:sz="6" w:space="0" w:color="999999"/>
+              <w:left w:val="single" w:sz="6" w:space="0" w:color="999999"/>
+              <w:bottom w:val="single" w:sz="6" w:space="0" w:color="999999"/>
+              <w:right w:val="single" w:sz="6" w:space="0" w:color="999999"/>
+            </w:tcBorders>
+            <w:tcMar>
+              <w:top w:w="40" w:type="dxa"/>
+              <w:left w:w="100" w:type="dxa"/>
+              <w:bottom w:w="40" w:type="dxa"/>
+              <w:right w:w="100" w:type="dxa"/>
+            </w:tcMar>
+            <w:hideMark/>
+          </w:tcPr>
+          <w:p>
+            <w:pPr>
+              <w:spacing w:before="120" w:after="120"/>
+              <w:rPr>
+                <w:rFonts w:ascii="Georgia" w:eastAsia="Times New Roman" w:hAnsi="Georgia"/>
+                <w:color w:val="111111"/>
+                <w:sz w:val="18"/>
+                <w:szCs w:val="18"/>
+              </w:rPr>
+            </w:pPr>
+            <w:r>
+              <w:rPr>
+                <w:rStyle w:val="Strong"/>
+                <w:rFonts w:ascii="Georgia" w:eastAsia="Times New Roman" w:hAnsi="Georgia"/>
+                <w:color w:val="111111"/>
+                <w:sz w:val="18"/>
+                <w:szCs w:val="18"/>
+              </w:rPr>
+              <w:t>1.3%</w:t>
+            </w:r>
+            <w:r>
+              <w:rPr>
+                <w:rFonts w:ascii="Georgia" w:eastAsia="Times New Roman" w:hAnsi="Georgia"/>
+                <w:color w:val="111111"/>
+                <w:sz w:val="18"/>
+                <w:szCs w:val="18"/>
+              </w:rPr>
+              <w:t xml:space="preserve"> (0.4–4.7)</w:t>
             </w:r>
           </w:p>
         </w:tc>
@@ -5055,45 +5132,45 @@
                 <w:sz w:val="18"/>
                 <w:szCs w:val="18"/>
               </w:rPr>
-              <w:t>Full, model text</w:t>
-            </w:r>
-          </w:p>
-        </w:tc>
-        <w:tc>
-          <w:tcPr>
-            <w:tcW w:w="0" w:type="auto"/>
-            <w:tcBorders>
-              <w:top w:val="single" w:sz="6" w:space="0" w:color="999999"/>
-              <w:left w:val="single" w:sz="6" w:space="0" w:color="999999"/>
-              <w:bottom w:val="single" w:sz="6" w:space="0" w:color="999999"/>
-              <w:right w:val="single" w:sz="6" w:space="0" w:color="999999"/>
-            </w:tcBorders>
-            <w:tcMar>
-              <w:top w:w="40" w:type="dxa"/>
-              <w:left w:w="100" w:type="dxa"/>
-              <w:bottom w:w="40" w:type="dxa"/>
-              <w:right w:w="100" w:type="dxa"/>
-            </w:tcMar>
-            <w:hideMark/>
-          </w:tcPr>
-          <w:p>
-            <w:pPr>
-              <w:spacing w:before="120" w:after="120"/>
-              <w:rPr>
-                <w:rFonts w:ascii="Georgia" w:eastAsia="Times New Roman" w:hAnsi="Georgia"/>
-                <w:color w:val="111111"/>
-                <w:sz w:val="18"/>
-                <w:szCs w:val="18"/>
-              </w:rPr>
-            </w:pPr>
-            <w:r>
-              <w:rPr>
-                <w:rFonts w:ascii="Georgia" w:eastAsia="Times New Roman" w:hAnsi="Georgia"/>
-                <w:color w:val="111111"/>
-                <w:sz w:val="18"/>
-                <w:szCs w:val="18"/>
-              </w:rPr>
-              <w:t>64.0%</w:t>
+              <w:t>Constrained — direction mismatch</w:t>
+            </w:r>
+          </w:p>
+        </w:tc>
+        <w:tc>
+          <w:tcPr>
+            <w:tcW w:w="0" w:type="auto"/>
+            <w:tcBorders>
+              <w:top w:val="single" w:sz="6" w:space="0" w:color="999999"/>
+              <w:left w:val="single" w:sz="6" w:space="0" w:color="999999"/>
+              <w:bottom w:val="single" w:sz="6" w:space="0" w:color="999999"/>
+              <w:right w:val="single" w:sz="6" w:space="0" w:color="999999"/>
+            </w:tcBorders>
+            <w:tcMar>
+              <w:top w:w="40" w:type="dxa"/>
+              <w:left w:w="100" w:type="dxa"/>
+              <w:bottom w:w="40" w:type="dxa"/>
+              <w:right w:w="100" w:type="dxa"/>
+            </w:tcMar>
+            <w:hideMark/>
+          </w:tcPr>
+          <w:p>
+            <w:pPr>
+              <w:spacing w:before="120" w:after="120"/>
+              <w:rPr>
+                <w:rFonts w:ascii="Georgia" w:eastAsia="Times New Roman" w:hAnsi="Georgia"/>
+                <w:color w:val="111111"/>
+                <w:sz w:val="18"/>
+                <w:szCs w:val="18"/>
+              </w:rPr>
+            </w:pPr>
+            <w:r>
+              <w:rPr>
+                <w:rFonts w:ascii="Georgia" w:eastAsia="Times New Roman" w:hAnsi="Georgia"/>
+                <w:color w:val="111111"/>
+                <w:sz w:val="18"/>
+                <w:szCs w:val="18"/>
+              </w:rPr>
+              <w:t>12.7%</w:t>
             </w:r>
           </w:p>
         </w:tc>
@@ -5132,16 +5209,7 @@
                 <w:sz w:val="18"/>
                 <w:szCs w:val="18"/>
               </w:rPr>
-              <w:t>96.0%</w:t>
-            </w:r>
-            <w:r>
-              <w:rPr>
-                <w:rFonts w:ascii="Georgia" w:eastAsia="Times New Roman" w:hAnsi="Georgia"/>
-                <w:color w:val="111111"/>
-                <w:sz w:val="18"/>
-                <w:szCs w:val="18"/>
-              </w:rPr>
-              <w:t xml:space="preserve"> (91.5–98.2)</w:t>
+              <w:t>2.7%</w:t>
             </w:r>
           </w:p>
         </w:tc>
@@ -5181,83 +5249,84 @@
                 <w:sz w:val="18"/>
                 <w:szCs w:val="18"/>
               </w:rPr>
-              <w:t>Full, attempts per panel</w:t>
-            </w:r>
-          </w:p>
-        </w:tc>
-        <w:tc>
-          <w:tcPr>
-            <w:tcW w:w="0" w:type="auto"/>
-            <w:tcBorders>
-              <w:top w:val="single" w:sz="6" w:space="0" w:color="999999"/>
-              <w:left w:val="single" w:sz="6" w:space="0" w:color="999999"/>
-              <w:bottom w:val="single" w:sz="6" w:space="0" w:color="999999"/>
-              <w:right w:val="single" w:sz="6" w:space="0" w:color="999999"/>
-            </w:tcBorders>
-            <w:tcMar>
-              <w:top w:w="40" w:type="dxa"/>
-              <w:left w:w="100" w:type="dxa"/>
-              <w:bottom w:w="40" w:type="dxa"/>
-              <w:right w:w="100" w:type="dxa"/>
-            </w:tcMar>
-            <w:hideMark/>
-          </w:tcPr>
-          <w:p>
-            <w:pPr>
-              <w:spacing w:before="120" w:after="120"/>
-              <w:rPr>
-                <w:rFonts w:ascii="Georgia" w:eastAsia="Times New Roman" w:hAnsi="Georgia"/>
-                <w:color w:val="111111"/>
-                <w:sz w:val="18"/>
-                <w:szCs w:val="18"/>
-              </w:rPr>
-            </w:pPr>
-            <w:r>
-              <w:rPr>
-                <w:rFonts w:ascii="Georgia" w:eastAsia="Times New Roman" w:hAnsi="Georgia"/>
-                <w:color w:val="111111"/>
-                <w:sz w:val="18"/>
-                <w:szCs w:val="18"/>
-              </w:rPr>
-              <w:t>1.97</w:t>
-            </w:r>
-          </w:p>
-        </w:tc>
-        <w:tc>
-          <w:tcPr>
-            <w:tcW w:w="0" w:type="auto"/>
-            <w:tcBorders>
-              <w:top w:val="single" w:sz="6" w:space="0" w:color="999999"/>
-              <w:left w:val="single" w:sz="6" w:space="0" w:color="999999"/>
-              <w:bottom w:val="single" w:sz="6" w:space="0" w:color="999999"/>
-              <w:right w:val="single" w:sz="6" w:space="0" w:color="999999"/>
-            </w:tcBorders>
-            <w:tcMar>
-              <w:top w:w="40" w:type="dxa"/>
-              <w:left w:w="100" w:type="dxa"/>
-              <w:bottom w:w="40" w:type="dxa"/>
-              <w:right w:w="100" w:type="dxa"/>
-            </w:tcMar>
-            <w:hideMark/>
-          </w:tcPr>
-          <w:p>
-            <w:pPr>
-              <w:spacing w:before="120" w:after="120"/>
-              <w:rPr>
-                <w:rFonts w:ascii="Georgia" w:eastAsia="Times New Roman" w:hAnsi="Georgia"/>
-                <w:color w:val="111111"/>
-                <w:sz w:val="18"/>
-                <w:szCs w:val="18"/>
-              </w:rPr>
-            </w:pPr>
-            <w:r>
-              <w:rPr>
-                <w:rFonts w:ascii="Georgia" w:eastAsia="Times New Roman" w:hAnsi="Georgia"/>
-                <w:color w:val="111111"/>
-                <w:sz w:val="18"/>
-                <w:szCs w:val="18"/>
-              </w:rPr>
-              <w:t>1.16</w:t>
+              <w:t>Constrained — forbidden terms</w:t>
+            </w:r>
+          </w:p>
+        </w:tc>
+        <w:tc>
+          <w:tcPr>
+            <w:tcW w:w="0" w:type="auto"/>
+            <w:tcBorders>
+              <w:top w:val="single" w:sz="6" w:space="0" w:color="999999"/>
+              <w:left w:val="single" w:sz="6" w:space="0" w:color="999999"/>
+              <w:bottom w:val="single" w:sz="6" w:space="0" w:color="999999"/>
+              <w:right w:val="single" w:sz="6" w:space="0" w:color="999999"/>
+            </w:tcBorders>
+            <w:tcMar>
+              <w:top w:w="40" w:type="dxa"/>
+              <w:left w:w="100" w:type="dxa"/>
+              <w:bottom w:w="40" w:type="dxa"/>
+              <w:right w:w="100" w:type="dxa"/>
+            </w:tcMar>
+            <w:hideMark/>
+          </w:tcPr>
+          <w:p>
+            <w:pPr>
+              <w:spacing w:before="120" w:after="120"/>
+              <w:rPr>
+                <w:rFonts w:ascii="Georgia" w:eastAsia="Times New Roman" w:hAnsi="Georgia"/>
+                <w:color w:val="111111"/>
+                <w:sz w:val="18"/>
+                <w:szCs w:val="18"/>
+              </w:rPr>
+            </w:pPr>
+            <w:r>
+              <w:rPr>
+                <w:rFonts w:ascii="Georgia" w:eastAsia="Times New Roman" w:hAnsi="Georgia"/>
+                <w:color w:val="111111"/>
+                <w:sz w:val="18"/>
+                <w:szCs w:val="18"/>
+              </w:rPr>
+              <w:t>15.3%</w:t>
+            </w:r>
+          </w:p>
+        </w:tc>
+        <w:tc>
+          <w:tcPr>
+            <w:tcW w:w="0" w:type="auto"/>
+            <w:tcBorders>
+              <w:top w:val="single" w:sz="6" w:space="0" w:color="999999"/>
+              <w:left w:val="single" w:sz="6" w:space="0" w:color="999999"/>
+              <w:bottom w:val="single" w:sz="6" w:space="0" w:color="999999"/>
+              <w:right w:val="single" w:sz="6" w:space="0" w:color="999999"/>
+            </w:tcBorders>
+            <w:tcMar>
+              <w:top w:w="40" w:type="dxa"/>
+              <w:left w:w="100" w:type="dxa"/>
+              <w:bottom w:w="40" w:type="dxa"/>
+              <w:right w:w="100" w:type="dxa"/>
+            </w:tcMar>
+            <w:hideMark/>
+          </w:tcPr>
+          <w:p>
+            <w:pPr>
+              <w:spacing w:before="120" w:after="120"/>
+              <w:rPr>
+                <w:rFonts w:ascii="Georgia" w:eastAsia="Times New Roman" w:hAnsi="Georgia"/>
+                <w:color w:val="111111"/>
+                <w:sz w:val="18"/>
+                <w:szCs w:val="18"/>
+              </w:rPr>
+            </w:pPr>
+            <w:r>
+              <w:rPr>
+                <w:rStyle w:val="Strong"/>
+                <w:rFonts w:ascii="Georgia" w:eastAsia="Times New Roman" w:hAnsi="Georgia"/>
+                <w:color w:val="111111"/>
+                <w:sz w:val="18"/>
+                <w:szCs w:val="18"/>
+              </w:rPr>
+              <w:t>0.0%</w:t>
             </w:r>
           </w:p>
         </w:tc>
@@ -5297,7 +5366,492 @@
                 <w:sz w:val="18"/>
                 <w:szCs w:val="18"/>
               </w:rPr>
-              <w:t>Full, seconds per panel</w:t>
+              <w:t>Constrained — fabricated analytes</w:t>
+            </w:r>
+          </w:p>
+        </w:tc>
+        <w:tc>
+          <w:tcPr>
+            <w:tcW w:w="0" w:type="auto"/>
+            <w:tcBorders>
+              <w:top w:val="single" w:sz="6" w:space="0" w:color="999999"/>
+              <w:left w:val="single" w:sz="6" w:space="0" w:color="999999"/>
+              <w:bottom w:val="single" w:sz="6" w:space="0" w:color="999999"/>
+              <w:right w:val="single" w:sz="6" w:space="0" w:color="999999"/>
+            </w:tcBorders>
+            <w:tcMar>
+              <w:top w:w="40" w:type="dxa"/>
+              <w:left w:w="100" w:type="dxa"/>
+              <w:bottom w:w="40" w:type="dxa"/>
+              <w:right w:w="100" w:type="dxa"/>
+            </w:tcMar>
+            <w:hideMark/>
+          </w:tcPr>
+          <w:p>
+            <w:pPr>
+              <w:spacing w:before="120" w:after="120"/>
+              <w:rPr>
+                <w:rFonts w:ascii="Georgia" w:eastAsia="Times New Roman" w:hAnsi="Georgia"/>
+                <w:color w:val="111111"/>
+                <w:sz w:val="18"/>
+                <w:szCs w:val="18"/>
+              </w:rPr>
+            </w:pPr>
+            <w:r>
+              <w:rPr>
+                <w:rFonts w:ascii="Georgia" w:eastAsia="Times New Roman" w:hAnsi="Georgia"/>
+                <w:color w:val="111111"/>
+                <w:sz w:val="18"/>
+                <w:szCs w:val="18"/>
+              </w:rPr>
+              <w:t>10.0%</w:t>
+            </w:r>
+          </w:p>
+        </w:tc>
+        <w:tc>
+          <w:tcPr>
+            <w:tcW w:w="0" w:type="auto"/>
+            <w:tcBorders>
+              <w:top w:val="single" w:sz="6" w:space="0" w:color="999999"/>
+              <w:left w:val="single" w:sz="6" w:space="0" w:color="999999"/>
+              <w:bottom w:val="single" w:sz="6" w:space="0" w:color="999999"/>
+              <w:right w:val="single" w:sz="6" w:space="0" w:color="999999"/>
+            </w:tcBorders>
+            <w:tcMar>
+              <w:top w:w="40" w:type="dxa"/>
+              <w:left w:w="100" w:type="dxa"/>
+              <w:bottom w:w="40" w:type="dxa"/>
+              <w:right w:w="100" w:type="dxa"/>
+            </w:tcMar>
+            <w:hideMark/>
+          </w:tcPr>
+          <w:p>
+            <w:pPr>
+              <w:spacing w:before="120" w:after="120"/>
+              <w:rPr>
+                <w:rFonts w:ascii="Georgia" w:eastAsia="Times New Roman" w:hAnsi="Georgia"/>
+                <w:color w:val="111111"/>
+                <w:sz w:val="18"/>
+                <w:szCs w:val="18"/>
+              </w:rPr>
+            </w:pPr>
+            <w:r>
+              <w:rPr>
+                <w:rStyle w:val="Strong"/>
+                <w:rFonts w:ascii="Georgia" w:eastAsia="Times New Roman" w:hAnsi="Georgia"/>
+                <w:color w:val="111111"/>
+                <w:sz w:val="18"/>
+                <w:szCs w:val="18"/>
+              </w:rPr>
+              <w:t>0.0%</w:t>
+            </w:r>
+          </w:p>
+        </w:tc>
+      </w:tr>
+      <w:tr>
+        <w:tc>
+          <w:tcPr>
+            <w:tcW w:w="0" w:type="auto"/>
+            <w:tcBorders>
+              <w:top w:val="single" w:sz="6" w:space="0" w:color="999999"/>
+              <w:left w:val="single" w:sz="6" w:space="0" w:color="999999"/>
+              <w:bottom w:val="single" w:sz="6" w:space="0" w:color="999999"/>
+              <w:right w:val="single" w:sz="6" w:space="0" w:color="999999"/>
+            </w:tcBorders>
+            <w:tcMar>
+              <w:top w:w="40" w:type="dxa"/>
+              <w:left w:w="100" w:type="dxa"/>
+              <w:bottom w:w="40" w:type="dxa"/>
+              <w:right w:w="100" w:type="dxa"/>
+            </w:tcMar>
+            <w:hideMark/>
+          </w:tcPr>
+          <w:p>
+            <w:pPr>
+              <w:spacing w:before="120" w:after="120"/>
+              <w:rPr>
+                <w:rFonts w:ascii="Georgia" w:eastAsia="Times New Roman" w:hAnsi="Georgia"/>
+                <w:color w:val="111111"/>
+                <w:sz w:val="18"/>
+                <w:szCs w:val="18"/>
+              </w:rPr>
+            </w:pPr>
+            <w:r>
+              <w:rPr>
+                <w:rStyle w:val="Strong"/>
+                <w:rFonts w:ascii="Georgia" w:eastAsia="Times New Roman" w:hAnsi="Georgia"/>
+                <w:color w:val="111111"/>
+                <w:sz w:val="18"/>
+                <w:szCs w:val="18"/>
+              </w:rPr>
+              <w:t>Full</w:t>
+            </w:r>
+            <w:r>
+              <w:rPr>
+                <w:rFonts w:ascii="Georgia" w:eastAsia="Times New Roman" w:hAnsi="Georgia"/>
+                <w:color w:val="111111"/>
+                <w:sz w:val="18"/>
+                <w:szCs w:val="18"/>
+              </w:rPr>
+              <w:t xml:space="preserve"> — validator pass</w:t>
+            </w:r>
+          </w:p>
+        </w:tc>
+        <w:tc>
+          <w:tcPr>
+            <w:tcW w:w="0" w:type="auto"/>
+            <w:tcBorders>
+              <w:top w:val="single" w:sz="6" w:space="0" w:color="999999"/>
+              <w:left w:val="single" w:sz="6" w:space="0" w:color="999999"/>
+              <w:bottom w:val="single" w:sz="6" w:space="0" w:color="999999"/>
+              <w:right w:val="single" w:sz="6" w:space="0" w:color="999999"/>
+            </w:tcBorders>
+            <w:tcMar>
+              <w:top w:w="40" w:type="dxa"/>
+              <w:left w:w="100" w:type="dxa"/>
+              <w:bottom w:w="40" w:type="dxa"/>
+              <w:right w:w="100" w:type="dxa"/>
+            </w:tcMar>
+            <w:hideMark/>
+          </w:tcPr>
+          <w:p>
+            <w:pPr>
+              <w:spacing w:before="120" w:after="120"/>
+              <w:rPr>
+                <w:rFonts w:ascii="Georgia" w:eastAsia="Times New Roman" w:hAnsi="Georgia"/>
+                <w:color w:val="111111"/>
+                <w:sz w:val="18"/>
+                <w:szCs w:val="18"/>
+              </w:rPr>
+            </w:pPr>
+            <w:r>
+              <w:rPr>
+                <w:rFonts w:ascii="Georgia" w:eastAsia="Times New Roman" w:hAnsi="Georgia"/>
+                <w:color w:val="111111"/>
+                <w:sz w:val="18"/>
+                <w:szCs w:val="18"/>
+              </w:rPr>
+              <w:t>100.0%</w:t>
+            </w:r>
+          </w:p>
+        </w:tc>
+        <w:tc>
+          <w:tcPr>
+            <w:tcW w:w="0" w:type="auto"/>
+            <w:tcBorders>
+              <w:top w:val="single" w:sz="6" w:space="0" w:color="999999"/>
+              <w:left w:val="single" w:sz="6" w:space="0" w:color="999999"/>
+              <w:bottom w:val="single" w:sz="6" w:space="0" w:color="999999"/>
+              <w:right w:val="single" w:sz="6" w:space="0" w:color="999999"/>
+            </w:tcBorders>
+            <w:tcMar>
+              <w:top w:w="40" w:type="dxa"/>
+              <w:left w:w="100" w:type="dxa"/>
+              <w:bottom w:w="40" w:type="dxa"/>
+              <w:right w:w="100" w:type="dxa"/>
+            </w:tcMar>
+            <w:hideMark/>
+          </w:tcPr>
+          <w:p>
+            <w:pPr>
+              <w:spacing w:before="120" w:after="120"/>
+              <w:rPr>
+                <w:rFonts w:ascii="Georgia" w:eastAsia="Times New Roman" w:hAnsi="Georgia"/>
+                <w:color w:val="111111"/>
+                <w:sz w:val="18"/>
+                <w:szCs w:val="18"/>
+              </w:rPr>
+            </w:pPr>
+            <w:r>
+              <w:rPr>
+                <w:rFonts w:ascii="Georgia" w:eastAsia="Times New Roman" w:hAnsi="Georgia"/>
+                <w:color w:val="111111"/>
+                <w:sz w:val="18"/>
+                <w:szCs w:val="18"/>
+              </w:rPr>
+              <w:t>100.0%</w:t>
+            </w:r>
+          </w:p>
+        </w:tc>
+      </w:tr>
+      <w:tr>
+        <w:tc>
+          <w:tcPr>
+            <w:tcW w:w="0" w:type="auto"/>
+            <w:tcBorders>
+              <w:top w:val="single" w:sz="6" w:space="0" w:color="999999"/>
+              <w:left w:val="single" w:sz="6" w:space="0" w:color="999999"/>
+              <w:bottom w:val="single" w:sz="6" w:space="0" w:color="999999"/>
+              <w:right w:val="single" w:sz="6" w:space="0" w:color="999999"/>
+            </w:tcBorders>
+            <w:tcMar>
+              <w:top w:w="40" w:type="dxa"/>
+              <w:left w:w="100" w:type="dxa"/>
+              <w:bottom w:w="40" w:type="dxa"/>
+              <w:right w:w="100" w:type="dxa"/>
+            </w:tcMar>
+            <w:hideMark/>
+          </w:tcPr>
+          <w:p>
+            <w:pPr>
+              <w:spacing w:before="120" w:after="120"/>
+              <w:rPr>
+                <w:rFonts w:ascii="Georgia" w:eastAsia="Times New Roman" w:hAnsi="Georgia"/>
+                <w:color w:val="111111"/>
+                <w:sz w:val="18"/>
+                <w:szCs w:val="18"/>
+              </w:rPr>
+            </w:pPr>
+            <w:r>
+              <w:rPr>
+                <w:rFonts w:ascii="Georgia" w:eastAsia="Times New Roman" w:hAnsi="Georgia"/>
+                <w:color w:val="111111"/>
+                <w:sz w:val="18"/>
+                <w:szCs w:val="18"/>
+              </w:rPr>
+              <w:t>Full — model text</w:t>
+            </w:r>
+          </w:p>
+        </w:tc>
+        <w:tc>
+          <w:tcPr>
+            <w:tcW w:w="0" w:type="auto"/>
+            <w:tcBorders>
+              <w:top w:val="single" w:sz="6" w:space="0" w:color="999999"/>
+              <w:left w:val="single" w:sz="6" w:space="0" w:color="999999"/>
+              <w:bottom w:val="single" w:sz="6" w:space="0" w:color="999999"/>
+              <w:right w:val="single" w:sz="6" w:space="0" w:color="999999"/>
+            </w:tcBorders>
+            <w:tcMar>
+              <w:top w:w="40" w:type="dxa"/>
+              <w:left w:w="100" w:type="dxa"/>
+              <w:bottom w:w="40" w:type="dxa"/>
+              <w:right w:w="100" w:type="dxa"/>
+            </w:tcMar>
+            <w:hideMark/>
+          </w:tcPr>
+          <w:p>
+            <w:pPr>
+              <w:spacing w:before="120" w:after="120"/>
+              <w:rPr>
+                <w:rFonts w:ascii="Georgia" w:eastAsia="Times New Roman" w:hAnsi="Georgia"/>
+                <w:color w:val="111111"/>
+                <w:sz w:val="18"/>
+                <w:szCs w:val="18"/>
+              </w:rPr>
+            </w:pPr>
+            <w:r>
+              <w:rPr>
+                <w:rFonts w:ascii="Georgia" w:eastAsia="Times New Roman" w:hAnsi="Georgia"/>
+                <w:color w:val="111111"/>
+                <w:sz w:val="18"/>
+                <w:szCs w:val="18"/>
+              </w:rPr>
+              <w:t>64.0%</w:t>
+            </w:r>
+          </w:p>
+        </w:tc>
+        <w:tc>
+          <w:tcPr>
+            <w:tcW w:w="0" w:type="auto"/>
+            <w:tcBorders>
+              <w:top w:val="single" w:sz="6" w:space="0" w:color="999999"/>
+              <w:left w:val="single" w:sz="6" w:space="0" w:color="999999"/>
+              <w:bottom w:val="single" w:sz="6" w:space="0" w:color="999999"/>
+              <w:right w:val="single" w:sz="6" w:space="0" w:color="999999"/>
+            </w:tcBorders>
+            <w:tcMar>
+              <w:top w:w="40" w:type="dxa"/>
+              <w:left w:w="100" w:type="dxa"/>
+              <w:bottom w:w="40" w:type="dxa"/>
+              <w:right w:w="100" w:type="dxa"/>
+            </w:tcMar>
+            <w:hideMark/>
+          </w:tcPr>
+          <w:p>
+            <w:pPr>
+              <w:spacing w:before="120" w:after="120"/>
+              <w:rPr>
+                <w:rFonts w:ascii="Georgia" w:eastAsia="Times New Roman" w:hAnsi="Georgia"/>
+                <w:color w:val="111111"/>
+                <w:sz w:val="18"/>
+                <w:szCs w:val="18"/>
+              </w:rPr>
+            </w:pPr>
+            <w:r>
+              <w:rPr>
+                <w:rStyle w:val="Strong"/>
+                <w:rFonts w:ascii="Georgia" w:eastAsia="Times New Roman" w:hAnsi="Georgia"/>
+                <w:color w:val="111111"/>
+                <w:sz w:val="18"/>
+                <w:szCs w:val="18"/>
+              </w:rPr>
+              <w:t>96.0%</w:t>
+            </w:r>
+            <w:r>
+              <w:rPr>
+                <w:rFonts w:ascii="Georgia" w:eastAsia="Times New Roman" w:hAnsi="Georgia"/>
+                <w:color w:val="111111"/>
+                <w:sz w:val="18"/>
+                <w:szCs w:val="18"/>
+              </w:rPr>
+              <w:t xml:space="preserve"> (91.5–98.2)</w:t>
+            </w:r>
+          </w:p>
+        </w:tc>
+      </w:tr>
+      <w:tr>
+        <w:tc>
+          <w:tcPr>
+            <w:tcW w:w="0" w:type="auto"/>
+            <w:tcBorders>
+              <w:top w:val="single" w:sz="6" w:space="0" w:color="999999"/>
+              <w:left w:val="single" w:sz="6" w:space="0" w:color="999999"/>
+              <w:bottom w:val="single" w:sz="6" w:space="0" w:color="999999"/>
+              <w:right w:val="single" w:sz="6" w:space="0" w:color="999999"/>
+            </w:tcBorders>
+            <w:tcMar>
+              <w:top w:w="40" w:type="dxa"/>
+              <w:left w:w="100" w:type="dxa"/>
+              <w:bottom w:w="40" w:type="dxa"/>
+              <w:right w:w="100" w:type="dxa"/>
+            </w:tcMar>
+            <w:hideMark/>
+          </w:tcPr>
+          <w:p>
+            <w:pPr>
+              <w:spacing w:before="120" w:after="120"/>
+              <w:rPr>
+                <w:rFonts w:ascii="Georgia" w:eastAsia="Times New Roman" w:hAnsi="Georgia"/>
+                <w:color w:val="111111"/>
+                <w:sz w:val="18"/>
+                <w:szCs w:val="18"/>
+              </w:rPr>
+            </w:pPr>
+            <w:r>
+              <w:rPr>
+                <w:rFonts w:ascii="Georgia" w:eastAsia="Times New Roman" w:hAnsi="Georgia"/>
+                <w:color w:val="111111"/>
+                <w:sz w:val="18"/>
+                <w:szCs w:val="18"/>
+              </w:rPr>
+              <w:t>Full — attempts per panel</w:t>
+            </w:r>
+          </w:p>
+        </w:tc>
+        <w:tc>
+          <w:tcPr>
+            <w:tcW w:w="0" w:type="auto"/>
+            <w:tcBorders>
+              <w:top w:val="single" w:sz="6" w:space="0" w:color="999999"/>
+              <w:left w:val="single" w:sz="6" w:space="0" w:color="999999"/>
+              <w:bottom w:val="single" w:sz="6" w:space="0" w:color="999999"/>
+              <w:right w:val="single" w:sz="6" w:space="0" w:color="999999"/>
+            </w:tcBorders>
+            <w:tcMar>
+              <w:top w:w="40" w:type="dxa"/>
+              <w:left w:w="100" w:type="dxa"/>
+              <w:bottom w:w="40" w:type="dxa"/>
+              <w:right w:w="100" w:type="dxa"/>
+            </w:tcMar>
+            <w:hideMark/>
+          </w:tcPr>
+          <w:p>
+            <w:pPr>
+              <w:spacing w:before="120" w:after="120"/>
+              <w:rPr>
+                <w:rFonts w:ascii="Georgia" w:eastAsia="Times New Roman" w:hAnsi="Georgia"/>
+                <w:color w:val="111111"/>
+                <w:sz w:val="18"/>
+                <w:szCs w:val="18"/>
+              </w:rPr>
+            </w:pPr>
+            <w:r>
+              <w:rPr>
+                <w:rFonts w:ascii="Georgia" w:eastAsia="Times New Roman" w:hAnsi="Georgia"/>
+                <w:color w:val="111111"/>
+                <w:sz w:val="18"/>
+                <w:szCs w:val="18"/>
+              </w:rPr>
+              <w:t>1.97</w:t>
+            </w:r>
+          </w:p>
+        </w:tc>
+        <w:tc>
+          <w:tcPr>
+            <w:tcW w:w="0" w:type="auto"/>
+            <w:tcBorders>
+              <w:top w:val="single" w:sz="6" w:space="0" w:color="999999"/>
+              <w:left w:val="single" w:sz="6" w:space="0" w:color="999999"/>
+              <w:bottom w:val="single" w:sz="6" w:space="0" w:color="999999"/>
+              <w:right w:val="single" w:sz="6" w:space="0" w:color="999999"/>
+            </w:tcBorders>
+            <w:tcMar>
+              <w:top w:w="40" w:type="dxa"/>
+              <w:left w:w="100" w:type="dxa"/>
+              <w:bottom w:w="40" w:type="dxa"/>
+              <w:right w:w="100" w:type="dxa"/>
+            </w:tcMar>
+            <w:hideMark/>
+          </w:tcPr>
+          <w:p>
+            <w:pPr>
+              <w:spacing w:before="120" w:after="120"/>
+              <w:rPr>
+                <w:rFonts w:ascii="Georgia" w:eastAsia="Times New Roman" w:hAnsi="Georgia"/>
+                <w:color w:val="111111"/>
+                <w:sz w:val="18"/>
+                <w:szCs w:val="18"/>
+              </w:rPr>
+            </w:pPr>
+            <w:r>
+              <w:rPr>
+                <w:rFonts w:ascii="Georgia" w:eastAsia="Times New Roman" w:hAnsi="Georgia"/>
+                <w:color w:val="111111"/>
+                <w:sz w:val="18"/>
+                <w:szCs w:val="18"/>
+              </w:rPr>
+              <w:t>1.16</w:t>
+            </w:r>
+          </w:p>
+        </w:tc>
+      </w:tr>
+      <w:tr>
+        <w:tc>
+          <w:tcPr>
+            <w:tcW w:w="0" w:type="auto"/>
+            <w:tcBorders>
+              <w:top w:val="single" w:sz="6" w:space="0" w:color="999999"/>
+              <w:left w:val="single" w:sz="6" w:space="0" w:color="999999"/>
+              <w:bottom w:val="single" w:sz="6" w:space="0" w:color="999999"/>
+              <w:right w:val="single" w:sz="6" w:space="0" w:color="999999"/>
+            </w:tcBorders>
+            <w:tcMar>
+              <w:top w:w="40" w:type="dxa"/>
+              <w:left w:w="100" w:type="dxa"/>
+              <w:bottom w:w="40" w:type="dxa"/>
+              <w:right w:w="100" w:type="dxa"/>
+            </w:tcMar>
+            <w:hideMark/>
+          </w:tcPr>
+          <w:p>
+            <w:pPr>
+              <w:spacing w:before="120" w:after="120"/>
+              <w:rPr>
+                <w:rFonts w:ascii="Georgia" w:eastAsia="Times New Roman" w:hAnsi="Georgia"/>
+                <w:color w:val="111111"/>
+                <w:sz w:val="18"/>
+                <w:szCs w:val="18"/>
+              </w:rPr>
+            </w:pPr>
+            <w:r>
+              <w:rPr>
+                <w:rFonts w:ascii="Georgia" w:eastAsia="Times New Roman" w:hAnsi="Georgia"/>
+                <w:color w:val="111111"/>
+                <w:sz w:val="18"/>
+                <w:szCs w:val="18"/>
+              </w:rPr>
+              <w:t>Full — seconds per panel</w:t>
             </w:r>
           </w:p>
         </w:tc>
@@ -5396,77 +5950,42 @@
           <w:sz w:val="21"/>
           <w:szCs w:val="21"/>
         </w:rPr>
-        <w:t xml:space="preserve">A model more than twice the size is </w:t>
-      </w:r>
-      <w:r>
-        <w:rPr>
-          <w:rStyle w:val="Strong"/>
-          <w:rFonts w:ascii="Georgia" w:hAnsi="Georgia"/>
-          <w:color w:val="111111"/>
-          <w:sz w:val="21"/>
-          <w:szCs w:val="21"/>
-        </w:rPr>
-        <w:t>not safer under unconstrained generation</w:t>
-      </w:r>
-      <w:r>
-        <w:rPr>
-          <w:rFonts w:ascii="Georgia" w:hAnsi="Georgia"/>
-          <w:color w:val="111111"/>
-          <w:sz w:val="21"/>
-          <w:szCs w:val="21"/>
-        </w:rPr>
-        <w:t xml:space="preserve">: it misstates directions and omits analytes less often, but it asserts that everything is normal </w:t>
-      </w:r>
-      <w:r>
-        <w:rPr>
-          <w:rStyle w:val="Emphasis"/>
-          <w:rFonts w:ascii="Georgia" w:hAnsi="Georgia"/>
-          <w:color w:val="111111"/>
-          <w:sz w:val="21"/>
-          <w:szCs w:val="21"/>
-        </w:rPr>
-        <w:t>more</w:t>
-      </w:r>
-      <w:r>
-        <w:rPr>
-          <w:rFonts w:ascii="Georgia" w:hAnsi="Georgia"/>
-          <w:color w:val="111111"/>
-          <w:sz w:val="21"/>
-          <w:szCs w:val="21"/>
-        </w:rPr>
-        <w:t xml:space="preserve"> often, and fabricates more. What it buys is inside the pipeline, where it cuts the template share from 36.0% to 4</w:t>
-      </w:r>
-      <w:r>
-        <w:rPr>
-          <w:rFonts w:ascii="Georgia" w:hAnsi="Georgia"/>
-          <w:color w:val="111111"/>
-          <w:sz w:val="21"/>
-          <w:szCs w:val="21"/>
-        </w:rPr>
-        <w:t>.0%. Size therefore reduces what the guard rails have to throw away; it does not remove the need for them.</w:t>
+        <w:t>Read the first block and the second block together:</w:t>
       </w:r>
     </w:p>
     <w:p>
       <w:pPr>
-        <w:pStyle w:val="Heading3"/>
+        <w:numPr>
+          <w:ilvl w:val="0"/>
+          <w:numId w:val="7"/>
+        </w:numPr>
+        <w:spacing w:after="40"/>
+        <w:ind w:left="0"/>
         <w:rPr>
           <w:rFonts w:ascii="Georgia" w:eastAsia="Times New Roman" w:hAnsi="Georgia"/>
           <w:color w:val="111111"/>
-        </w:rPr>
-      </w:pPr>
-      <w:r>
-        <w:rPr>
+          <w:sz w:val="21"/>
+          <w:szCs w:val="21"/>
+        </w:rPr>
+      </w:pPr>
+      <w:r>
+        <w:rPr>
+          <w:rStyle w:val="Strong"/>
           <w:rFonts w:ascii="Georgia" w:eastAsia="Times New Roman" w:hAnsi="Georgia"/>
           <w:color w:val="111111"/>
-        </w:rPr>
-        <w:t>R2.5 — "Patient-friendliness is not measured: no readability score, comprehension test, or human rating, and 36% of panels receive templates that are</w:t>
+          <w:sz w:val="21"/>
+          <w:szCs w:val="21"/>
+        </w:rPr>
+        <w:t>Without the rule layer, the larger model is more dangerous.</w:t>
       </w:r>
       <w:r>
         <w:rPr>
           <w:rFonts w:ascii="Georgia" w:eastAsia="Times New Roman" w:hAnsi="Georgia"/>
           <w:color w:val="111111"/>
-        </w:rPr>
-        <w:t xml:space="preserve"> no better than the report."</w:t>
+          <w:sz w:val="21"/>
+          <w:szCs w:val="21"/>
+        </w:rPr>
+        <w:t xml:space="preserve"> It asserts that everything</w:t>
       </w:r>
     </w:p>
     <w:p>
@@ -5486,40 +6005,53 @@
           <w:sz w:val="21"/>
           <w:szCs w:val="21"/>
         </w:rPr>
-        <w:t>Accepted, and we did not try to cover it with a proxy metric. The abstract and Section 6 now state that the evaluation establishes consistency with assigned labels only, and that readability and comprehension remain unmeasured.</w:t>
-      </w:r>
-      <w:r>
-        <w:rPr>
-          <w:rFonts w:ascii="Georgia" w:hAnsi="Georgia"/>
-          <w:color w:val="111111"/>
-          <w:sz w:val="21"/>
-          <w:szCs w:val="21"/>
-        </w:rPr>
-        <w:t xml:space="preserve"> The 36% template share is reported in the abstract, in Section 5 and in Section 6 wherever the 100% figure appears.</w:t>
+        <w:lastRenderedPageBreak/>
+        <w:t>is normal on 46.7% of panels against 32.0%, and fabricates more. It is better at the mechanical errors — directions and omissions — because it is simply a better writer, and that fluency is exactly what makes its false reassurance more convincing.</w:t>
       </w:r>
     </w:p>
     <w:p>
       <w:pPr>
-        <w:pStyle w:val="Heading3"/>
+        <w:numPr>
+          <w:ilvl w:val="0"/>
+          <w:numId w:val="8"/>
+        </w:numPr>
+        <w:spacing w:after="40"/>
+        <w:ind w:left="0"/>
         <w:rPr>
           <w:rFonts w:ascii="Georgia" w:eastAsia="Times New Roman" w:hAnsi="Georgia"/>
           <w:color w:val="111111"/>
-        </w:rPr>
-      </w:pPr>
-      <w:r>
-        <w:rPr>
+          <w:sz w:val="21"/>
+          <w:szCs w:val="21"/>
+        </w:rPr>
+      </w:pPr>
+      <w:r>
+        <w:rPr>
+          <w:rStyle w:val="Strong"/>
           <w:rFonts w:ascii="Georgia" w:eastAsia="Times New Roman" w:hAnsi="Georgia"/>
           <w:color w:val="111111"/>
-        </w:rPr>
-        <w:lastRenderedPageBreak/>
-        <w:t>R2.6 — "Limited novelty: rules plus an LLM paraphraser plus a validator with template fallback is a well-known guardrail and data-to-text p</w:t>
-      </w:r>
-      <w:r>
-        <w:rPr>
+          <w:sz w:val="21"/>
+          <w:szCs w:val="21"/>
+        </w:rPr>
+        <w:t>With the</w:t>
+      </w:r>
+      <w:r>
+        <w:rPr>
+          <w:rStyle w:val="Strong"/>
           <w:rFonts w:ascii="Georgia" w:eastAsia="Times New Roman" w:hAnsi="Georgia"/>
           <w:color w:val="111111"/>
-        </w:rPr>
-        <w:t>attern, and the related work does not engage with that literature."</w:t>
+          <w:sz w:val="21"/>
+          <w:szCs w:val="21"/>
+        </w:rPr>
+        <w:t xml:space="preserve"> rule layer, the larger model is markedly better.</w:t>
+      </w:r>
+      <w:r>
+        <w:rPr>
+          <w:rFonts w:ascii="Georgia" w:eastAsia="Times New Roman" w:hAnsi="Georgia"/>
+          <w:color w:val="111111"/>
+          <w:sz w:val="21"/>
+          <w:szCs w:val="21"/>
+        </w:rPr>
+        <w:t xml:space="preserve"> The pass rate nearly doubles,</w:t>
       </w:r>
     </w:p>
     <w:p>
@@ -5539,48 +6071,51 @@
           <w:sz w:val="21"/>
           <w:szCs w:val="21"/>
         </w:rPr>
-        <w:t>Accepted. Section 2 now places the architecture in that literature and states plainly that it contributes nothing architecturally, citing NeMo Guardrails for programmable rails around a mo</w:t>
-      </w:r>
-      <w:r>
-        <w:rPr>
-          <w:rFonts w:ascii="Georgia" w:hAnsi="Georgia"/>
-          <w:color w:val="111111"/>
-          <w:sz w:val="21"/>
-          <w:szCs w:val="21"/>
-        </w:rPr>
-        <w:t xml:space="preserve">del, Gatt and Krahmer for the separation of content selection from realisation, Wiseman et al. for neural generators misstating facts present in their input, and Thomson and Reiter for accuracy evaluation in data-to-text. The contribution is restated more </w:t>
-      </w:r>
-      <w:r>
-        <w:rPr>
-          <w:rFonts w:ascii="Georgia" w:hAnsi="Georgia"/>
-          <w:color w:val="111111"/>
-          <w:sz w:val="21"/>
-          <w:szCs w:val="21"/>
-        </w:rPr>
-        <w:t>narrowly: false reassurance measured as its own class, the cost of the guarantee reported alongside it, and a quantified failure of the deterministic layer under Vietnamese unit conventions.</w:t>
+        <w:t xml:space="preserve">false reassurance falls to 1.3%, and forbidden terms and fabrications reach zero. On paired panels the difference is unambiguous: 70 panels pass only under 7B, 8 only under 3B </w:t>
+      </w:r>
+      <w:r>
+        <w:rPr>
+          <w:rFonts w:ascii="Georgia" w:hAnsi="Georgia"/>
+          <w:color w:val="111111"/>
+          <w:sz w:val="21"/>
+          <w:szCs w:val="21"/>
+        </w:rPr>
+        <w:t>(McNemar, p &lt; 0.001).</w:t>
       </w:r>
     </w:p>
     <w:p>
       <w:pPr>
-        <w:pStyle w:val="Heading3"/>
+        <w:numPr>
+          <w:ilvl w:val="0"/>
+          <w:numId w:val="9"/>
+        </w:numPr>
+        <w:spacing w:after="40"/>
+        <w:ind w:left="0"/>
         <w:rPr>
           <w:rFonts w:ascii="Georgia" w:eastAsia="Times New Roman" w:hAnsi="Georgia"/>
           <w:color w:val="111111"/>
-        </w:rPr>
-      </w:pPr>
-      <w:r>
-        <w:rPr>
+          <w:sz w:val="21"/>
+          <w:szCs w:val="21"/>
+        </w:rPr>
+      </w:pPr>
+      <w:r>
+        <w:rPr>
+          <w:rStyle w:val="Strong"/>
           <w:rFonts w:ascii="Georgia" w:eastAsia="Times New Roman" w:hAnsi="Georgia"/>
           <w:color w:val="111111"/>
-        </w:rPr>
-        <w:t xml:space="preserve">R2.7 — "The severity factors (0.15–0.50) were set heuristically, </w:t>
+          <w:sz w:val="21"/>
+          <w:szCs w:val="21"/>
+        </w:rPr>
+        <w:t>Inside the full pipeline the two converge</w:t>
       </w:r>
       <w:r>
         <w:rPr>
           <w:rFonts w:ascii="Georgia" w:eastAsia="Times New Roman" w:hAnsi="Georgia"/>
           <w:color w:val="111111"/>
-        </w:rPr>
-        <w:t>so the claim that classification is exact by construction holds only relative to unvalidated thresholds."</w:t>
+          <w:sz w:val="21"/>
+          <w:szCs w:val="21"/>
+        </w:rPr>
+        <w:t>, because Layer 4 enforces the same guarantee</w:t>
       </w:r>
     </w:p>
     <w:p>
@@ -5600,93 +6135,72 @@
           <w:sz w:val="21"/>
           <w:szCs w:val="21"/>
         </w:rPr>
-        <w:t>Accepted. The sentence now reads that classification is exact with respect to the configured intervals and severity factors, and explicitly not a clai</w:t>
-      </w:r>
-      <w:r>
-        <w:rPr>
-          <w:rFonts w:ascii="Georgia" w:hAnsi="Georgia"/>
-          <w:color w:val="111111"/>
-          <w:sz w:val="21"/>
-          <w:szCs w:val="21"/>
-        </w:rPr>
-        <w:t>m that those thresholds are clinically validated. We also added a per-analyte provenance table (</w:t>
-      </w:r>
-      <w:r>
-        <w:rPr>
-          <w:rStyle w:val="HTMLCode"/>
-          <w:color w:val="111111"/>
-        </w:rPr>
-        <w:t>data/nguon_khoang_tham_chieu.csv</w:t>
-      </w:r>
-      <w:r>
-        <w:rPr>
-          <w:rFonts w:ascii="Georgia" w:hAnsi="Georgia"/>
-          <w:color w:val="111111"/>
-          <w:sz w:val="21"/>
-          <w:szCs w:val="21"/>
-        </w:rPr>
-        <w:t xml:space="preserve">) recording, for each of the 22 analytes, the reference interval, its source, the severity factor, and its validation status. A </w:t>
-      </w:r>
-      <w:r>
-        <w:rPr>
-          <w:rFonts w:ascii="Georgia" w:hAnsi="Georgia"/>
-          <w:color w:val="111111"/>
-          <w:sz w:val="21"/>
-          <w:szCs w:val="21"/>
-        </w:rPr>
-        <w:t>companion table (</w:t>
-      </w:r>
-      <w:r>
-        <w:rPr>
-          <w:rStyle w:val="HTMLCode"/>
-          <w:color w:val="111111"/>
-        </w:rPr>
-        <w:t>data/tu_cam_nguon.csv</w:t>
-      </w:r>
-      <w:r>
-        <w:rPr>
-          <w:rFonts w:ascii="Georgia" w:hAnsi="Georgia"/>
-          <w:color w:val="111111"/>
-          <w:sz w:val="21"/>
-          <w:szCs w:val="21"/>
-        </w:rPr>
-        <w:t>) records every forbidden-term pattern with the behaviour it blocks and its basis, which is the scope of medical practice: diagnosis and prescription are reserved to licensed practitioners under Vietnamese Law 15/2023/</w:t>
-      </w:r>
-      <w:r>
-        <w:rPr>
-          <w:rFonts w:ascii="Georgia" w:hAnsi="Georgia"/>
-          <w:color w:val="111111"/>
-          <w:sz w:val="21"/>
-          <w:szCs w:val="21"/>
-        </w:rPr>
-        <w:t>QH15, and EFLM advises against diagnostic use of language models on laboratory results. Both tables are checked against the running code by unit tests, so documentation and implementation cannot drift.</w:t>
+        <w:t>either way; what differs is the price, 36.0% of panels falling back to templates for 3B against 4.0% for 7B.</w:t>
       </w:r>
     </w:p>
     <w:p>
       <w:pPr>
-        <w:pStyle w:val="Heading3"/>
-        <w:rPr>
-          <w:rFonts w:ascii="Georgia" w:eastAsia="Times New Roman" w:hAnsi="Georgia"/>
-          <w:color w:val="111111"/>
-        </w:rPr>
-      </w:pPr>
-      <w:r>
-        <w:rPr>
-          <w:rFonts w:ascii="Georgia" w:eastAsia="Times New Roman" w:hAnsi="Georgia"/>
-          <w:color w:val="111111"/>
-        </w:rPr>
-        <w:t>R2.8 — "No sex- or age-specific intervals, which matte</w:t>
-      </w:r>
-      <w:r>
-        <w:rPr>
-          <w:rFonts w:ascii="Georgia" w:eastAsia="Times New Roman" w:hAnsi="Georgia"/>
-          <w:color w:val="111111"/>
-        </w:rPr>
-        <w:t>r clinically for haemoglobin and haematocrit."</w:t>
+        <w:pStyle w:val="NormalWeb"/>
+        <w:rPr>
+          <w:rFonts w:ascii="Georgia" w:hAnsi="Georgia"/>
+          <w:color w:val="111111"/>
+          <w:sz w:val="21"/>
+          <w:szCs w:val="21"/>
+        </w:rPr>
+      </w:pPr>
+      <w:r>
+        <w:rPr>
+          <w:rFonts w:ascii="Georgia" w:hAnsi="Georgia"/>
+          <w:color w:val="111111"/>
+          <w:sz w:val="21"/>
+          <w:szCs w:val="21"/>
+        </w:rPr>
+        <w:t>We think this is the strongest evidenc</w:t>
+      </w:r>
+      <w:r>
+        <w:rPr>
+          <w:rFonts w:ascii="Georgia" w:hAnsi="Georgia"/>
+          <w:color w:val="111111"/>
+          <w:sz w:val="21"/>
+          <w:szCs w:val="21"/>
+        </w:rPr>
+        <w:t xml:space="preserve">e in the paper for the architecture itself. Capability alone does not make a patient-facing explainer safer; it makes it a more fluent source of the one error we care about most. Capability combined with externally assigned labels does make it better. The </w:t>
+      </w:r>
+      <w:r>
+        <w:rPr>
+          <w:rFonts w:ascii="Georgia" w:hAnsi="Georgia"/>
+          <w:color w:val="111111"/>
+          <w:sz w:val="21"/>
+          <w:szCs w:val="21"/>
+        </w:rPr>
+        <w:t>paper now states this in Section 5 and in the conclusion, and the abstract carries the one-line version: capability is a liability without the rule layer and an asset with it.</w:t>
       </w:r>
     </w:p>
     <w:p>
       <w:pPr>
+        <w:pStyle w:val="Heading3"/>
+        <w:rPr>
+          <w:rFonts w:ascii="Georgia" w:eastAsia="Times New Roman" w:hAnsi="Georgia"/>
+          <w:color w:val="111111"/>
+        </w:rPr>
+      </w:pPr>
+      <w:r>
+        <w:rPr>
+          <w:rFonts w:ascii="Georgia" w:eastAsia="Times New Roman" w:hAnsi="Georgia"/>
+          <w:color w:val="111111"/>
+        </w:rPr>
+        <w:t>R2.5 — "Patient-friendliness is not measured: no readability score, comprehensio</w:t>
+      </w:r>
+      <w:r>
+        <w:rPr>
+          <w:rFonts w:ascii="Georgia" w:eastAsia="Times New Roman" w:hAnsi="Georgia"/>
+          <w:color w:val="111111"/>
+        </w:rPr>
+        <w:t>n test, or human rating, and 36% of panels receive templates that are no better than the report."</w:t>
+      </w:r>
+    </w:p>
+    <w:p>
+      <w:pPr>
         <w:pStyle w:val="NormalWeb"/>
         <w:rPr>
           <w:rFonts w:ascii="Georgia" w:hAnsi="Georgia"/>
@@ -5702,16 +6216,235 @@
           <w:sz w:val="21"/>
           <w:szCs w:val="21"/>
         </w:rPr>
-        <w:t>Accepted. Section 6 now states this as a separate limitation with its consequence: a woman's result may be labelled abnormal against a male-derived interval. The provenance table marks haemoglobin, haematocrit</w:t>
-      </w:r>
-      <w:r>
-        <w:rPr>
-          <w:rFonts w:ascii="Georgia" w:hAnsi="Georgia"/>
-          <w:color w:val="111111"/>
-          <w:sz w:val="21"/>
-          <w:szCs w:val="21"/>
-        </w:rPr>
-        <w:t xml:space="preserve"> and red cell count as sex-dependent.</w:t>
+        <w:t>Accepted, and we did not try to cover it with a proxy metric. The abstract and Section 6 now state that the evaluation establishes consistency with assigned l</w:t>
+      </w:r>
+      <w:r>
+        <w:rPr>
+          <w:rFonts w:ascii="Georgia" w:hAnsi="Georgia"/>
+          <w:color w:val="111111"/>
+          <w:sz w:val="21"/>
+          <w:szCs w:val="21"/>
+        </w:rPr>
+        <w:t>abels only, and that readability and comprehension remain unmeasured. The 36% template share is reported in the abstract, in Section 5 and in Section 6 wherever the 100% figure appears.</w:t>
+      </w:r>
+    </w:p>
+    <w:p>
+      <w:pPr>
+        <w:pStyle w:val="Heading3"/>
+        <w:rPr>
+          <w:rFonts w:ascii="Georgia" w:eastAsia="Times New Roman" w:hAnsi="Georgia"/>
+          <w:color w:val="111111"/>
+        </w:rPr>
+      </w:pPr>
+      <w:r>
+        <w:rPr>
+          <w:rFonts w:ascii="Georgia" w:eastAsia="Times New Roman" w:hAnsi="Georgia"/>
+          <w:color w:val="111111"/>
+        </w:rPr>
+        <w:t>R2.6 — "Limited novelty: rules plus an LLM paraphraser plus a validato</w:t>
+      </w:r>
+      <w:r>
+        <w:rPr>
+          <w:rFonts w:ascii="Georgia" w:eastAsia="Times New Roman" w:hAnsi="Georgia"/>
+          <w:color w:val="111111"/>
+        </w:rPr>
+        <w:t>r with template fallback is a well-known guardrail and data-to-text pattern, and the related work does not engage with that literature."</w:t>
+      </w:r>
+    </w:p>
+    <w:p>
+      <w:pPr>
+        <w:pStyle w:val="NormalWeb"/>
+        <w:rPr>
+          <w:rFonts w:ascii="Georgia" w:hAnsi="Georgia"/>
+          <w:color w:val="111111"/>
+          <w:sz w:val="21"/>
+          <w:szCs w:val="21"/>
+        </w:rPr>
+      </w:pPr>
+      <w:r>
+        <w:rPr>
+          <w:rFonts w:ascii="Georgia" w:hAnsi="Georgia"/>
+          <w:color w:val="111111"/>
+          <w:sz w:val="21"/>
+          <w:szCs w:val="21"/>
+        </w:rPr>
+        <w:t>Accepted. Section 2 now places the architecture in that literature and states plainly that it contributes nothing archi</w:t>
+      </w:r>
+      <w:r>
+        <w:rPr>
+          <w:rFonts w:ascii="Georgia" w:hAnsi="Georgia"/>
+          <w:color w:val="111111"/>
+          <w:sz w:val="21"/>
+          <w:szCs w:val="21"/>
+        </w:rPr>
+        <w:t>tecturally, citing NeMo Guardrails for programmable rails around a model, Gatt and Krahmer for the separation of content selection from realisation, Wiseman et al. for neural generators misstating facts present in their input, and Thomson and Reiter for ac</w:t>
+      </w:r>
+      <w:r>
+        <w:rPr>
+          <w:rFonts w:ascii="Georgia" w:hAnsi="Georgia"/>
+          <w:color w:val="111111"/>
+          <w:sz w:val="21"/>
+          <w:szCs w:val="21"/>
+        </w:rPr>
+        <w:t>curacy evaluation in data-to-text. The contribution is restated more narrowly: false reassurance measured as its own class, the cost of the guarantee reported alongside it, and a quantified failure of the deterministic layer under Vietnamese unit conventio</w:t>
+      </w:r>
+      <w:r>
+        <w:rPr>
+          <w:rFonts w:ascii="Georgia" w:hAnsi="Georgia"/>
+          <w:color w:val="111111"/>
+          <w:sz w:val="21"/>
+          <w:szCs w:val="21"/>
+        </w:rPr>
+        <w:t>ns.</w:t>
+      </w:r>
+    </w:p>
+    <w:p>
+      <w:pPr>
+        <w:pStyle w:val="Heading3"/>
+        <w:rPr>
+          <w:rFonts w:ascii="Georgia" w:eastAsia="Times New Roman" w:hAnsi="Georgia"/>
+          <w:color w:val="111111"/>
+        </w:rPr>
+      </w:pPr>
+      <w:r>
+        <w:rPr>
+          <w:rFonts w:ascii="Georgia" w:eastAsia="Times New Roman" w:hAnsi="Georgia"/>
+          <w:color w:val="111111"/>
+        </w:rPr>
+        <w:t>R2.7 — "The severity factors (0.15–0.50) were set heuristically, so the claim that classification is exact by construction holds only relative to unvalidated thresholds."</w:t>
+      </w:r>
+    </w:p>
+    <w:p>
+      <w:pPr>
+        <w:pStyle w:val="NormalWeb"/>
+        <w:rPr>
+          <w:rFonts w:ascii="Georgia" w:hAnsi="Georgia"/>
+          <w:color w:val="111111"/>
+          <w:sz w:val="21"/>
+          <w:szCs w:val="21"/>
+        </w:rPr>
+      </w:pPr>
+      <w:r>
+        <w:rPr>
+          <w:rFonts w:ascii="Georgia" w:hAnsi="Georgia"/>
+          <w:color w:val="111111"/>
+          <w:sz w:val="21"/>
+          <w:szCs w:val="21"/>
+        </w:rPr>
+        <w:t>Accepted. The sentence now reads that classification is exact with respect to the</w:t>
+      </w:r>
+      <w:r>
+        <w:rPr>
+          <w:rFonts w:ascii="Georgia" w:hAnsi="Georgia"/>
+          <w:color w:val="111111"/>
+          <w:sz w:val="21"/>
+          <w:szCs w:val="21"/>
+        </w:rPr>
+        <w:t xml:space="preserve"> configured intervals and severity factors, and explicitly not a claim that those thresholds are clinically validated. We also added a per-analyte provenance table (</w:t>
+      </w:r>
+      <w:r>
+        <w:rPr>
+          <w:rStyle w:val="HTMLCode"/>
+          <w:color w:val="111111"/>
+        </w:rPr>
+        <w:t>data/nguon_khoang_tham_chieu.csv</w:t>
+      </w:r>
+      <w:r>
+        <w:rPr>
+          <w:rFonts w:ascii="Georgia" w:hAnsi="Georgia"/>
+          <w:color w:val="111111"/>
+          <w:sz w:val="21"/>
+          <w:szCs w:val="21"/>
+        </w:rPr>
+        <w:t>) recording, for each of the 22 analytes, the reference int</w:t>
+      </w:r>
+      <w:r>
+        <w:rPr>
+          <w:rFonts w:ascii="Georgia" w:hAnsi="Georgia"/>
+          <w:color w:val="111111"/>
+          <w:sz w:val="21"/>
+          <w:szCs w:val="21"/>
+        </w:rPr>
+        <w:t>erval, its source, the severity factor, and its validation status. A companion table (</w:t>
+      </w:r>
+      <w:r>
+        <w:rPr>
+          <w:rStyle w:val="HTMLCode"/>
+          <w:color w:val="111111"/>
+        </w:rPr>
+        <w:t>data/tu_cam_nguon.csv</w:t>
+      </w:r>
+      <w:r>
+        <w:rPr>
+          <w:rFonts w:ascii="Georgia" w:hAnsi="Georgia"/>
+          <w:color w:val="111111"/>
+          <w:sz w:val="21"/>
+          <w:szCs w:val="21"/>
+        </w:rPr>
+        <w:t>) records every forbidden-term pattern with the behaviour it blocks and its basis, which is the scope of medical practice: diagnosis and prescription</w:t>
+      </w:r>
+      <w:r>
+        <w:rPr>
+          <w:rFonts w:ascii="Georgia" w:hAnsi="Georgia"/>
+          <w:color w:val="111111"/>
+          <w:sz w:val="21"/>
+          <w:szCs w:val="21"/>
+        </w:rPr>
+        <w:t xml:space="preserve"> are reserved to licensed practitioners under Vietnamese Law 15/2023/QH15, and EFLM advises against diagnostic use of language models on laboratory results. Both tables are checked against the running code by unit tests, so documentation and implementation</w:t>
+      </w:r>
+      <w:r>
+        <w:rPr>
+          <w:rFonts w:ascii="Georgia" w:hAnsi="Georgia"/>
+          <w:color w:val="111111"/>
+          <w:sz w:val="21"/>
+          <w:szCs w:val="21"/>
+        </w:rPr>
+        <w:t xml:space="preserve"> cannot drift.</w:t>
+      </w:r>
+    </w:p>
+    <w:p>
+      <w:pPr>
+        <w:pStyle w:val="Heading3"/>
+        <w:rPr>
+          <w:rFonts w:ascii="Georgia" w:eastAsia="Times New Roman" w:hAnsi="Georgia"/>
+          <w:color w:val="111111"/>
+        </w:rPr>
+      </w:pPr>
+      <w:r>
+        <w:rPr>
+          <w:rFonts w:ascii="Georgia" w:eastAsia="Times New Roman" w:hAnsi="Georgia"/>
+          <w:color w:val="111111"/>
+        </w:rPr>
+        <w:t>R2.8 — "No sex- or age-specific intervals, which matter clinically for haemoglobin and haematocrit."</w:t>
+      </w:r>
+    </w:p>
+    <w:p>
+      <w:pPr>
+        <w:pStyle w:val="NormalWeb"/>
+        <w:rPr>
+          <w:rFonts w:ascii="Georgia" w:hAnsi="Georgia"/>
+          <w:color w:val="111111"/>
+          <w:sz w:val="21"/>
+          <w:szCs w:val="21"/>
+        </w:rPr>
+      </w:pPr>
+      <w:r>
+        <w:rPr>
+          <w:rFonts w:ascii="Georgia" w:hAnsi="Georgia"/>
+          <w:color w:val="111111"/>
+          <w:sz w:val="21"/>
+          <w:szCs w:val="21"/>
+        </w:rPr>
+        <w:t>Accepted. Section 6 now states this as a separate limitation with its consequence: a woman's result may be labelled abnormal against a male-</w:t>
+      </w:r>
+      <w:r>
+        <w:rPr>
+          <w:rFonts w:ascii="Georgia" w:hAnsi="Georgia"/>
+          <w:color w:val="111111"/>
+          <w:sz w:val="21"/>
+          <w:szCs w:val="21"/>
+        </w:rPr>
+        <w:t>derived interval. The provenance table marks haemoglobin, haematocrit and red cell count as sex-dependent.</w:t>
       </w:r>
     </w:p>
     <w:p>
@@ -5749,6 +6482,7 @@
           <w:rFonts w:ascii="Georgia" w:eastAsia="Times New Roman" w:hAnsi="Georgia"/>
           <w:color w:val="111111"/>
         </w:rPr>
+        <w:lastRenderedPageBreak/>
         <w:t>Reviewer 1</w:t>
       </w:r>
     </w:p>
@@ -5834,16 +6568,16 @@
           <w:sz w:val="21"/>
           <w:szCs w:val="21"/>
         </w:rPr>
-        <w:t>The metric is renamed throughout. "</w:t>
-      </w:r>
-      <w:r>
-        <w:rPr>
-          <w:rFonts w:ascii="Georgia" w:hAnsi="Georgia"/>
-          <w:color w:val="111111"/>
-          <w:sz w:val="21"/>
-          <w:szCs w:val="21"/>
-        </w:rPr>
-        <w:t xml:space="preserve">Safe output" is now </w:t>
+        <w:t>The metric is renamed throughout. "Safe</w:t>
+      </w:r>
+      <w:r>
+        <w:rPr>
+          <w:rFonts w:ascii="Georgia" w:hAnsi="Georgia"/>
+          <w:color w:val="111111"/>
+          <w:sz w:val="21"/>
+          <w:szCs w:val="21"/>
+        </w:rPr>
+        <w:t xml:space="preserve"> output" is now </w:t>
       </w:r>
       <w:r>
         <w:rPr>
@@ -5862,16 +6596,16 @@
           <w:sz w:val="21"/>
           <w:szCs w:val="21"/>
         </w:rPr>
-        <w:t>, defined in Section 4.2 with the reason attached: the validator is both the filter and the measure, so a high rate shows that nothing was returned that violates the implemented checks, not that the output is clinical</w:t>
-      </w:r>
-      <w:r>
-        <w:rPr>
-          <w:rFonts w:ascii="Georgia" w:hAnsi="Georgia"/>
-          <w:color w:val="111111"/>
-          <w:sz w:val="21"/>
-          <w:szCs w:val="21"/>
-        </w:rPr>
-        <w:t>ly appropriate or comprehensible.</w:t>
+        <w:t>, defined in Section 4.2 with the reason attached: the validator is both the filter and the measure, so a high rate shows that nothing was returned that violates the implemented checks, not that the output is clinically a</w:t>
+      </w:r>
+      <w:r>
+        <w:rPr>
+          <w:rFonts w:ascii="Georgia" w:hAnsi="Georgia"/>
+          <w:color w:val="111111"/>
+          <w:sz w:val="21"/>
+          <w:szCs w:val="21"/>
+        </w:rPr>
+        <w:t>ppropriate or comprehensible.</w:t>
       </w:r>
     </w:p>
     <w:p>
@@ -5910,25 +6644,25 @@
           <w:sz w:val="21"/>
           <w:szCs w:val="21"/>
         </w:rPr>
-        <w:t xml:space="preserve"> configuration was added, which prints the Layer 2 labels through the fixed template and never calls a model. It passes on all 150 panels in 0.38 s for the</w:t>
-      </w:r>
-      <w:r>
-        <w:rPr>
-          <w:rFonts w:ascii="Georgia" w:hAnsi="Georgia"/>
-          <w:color w:val="111111"/>
-          <w:sz w:val="21"/>
-          <w:szCs w:val="21"/>
-        </w:rPr>
-        <w:t xml:space="preserve"> whole benchmark, against 68.3 s per panel for the full pipeline. McNemar's test on the paired panels cannot separate the two (p = 1.000), and the same holds for validator-only. The paper now states this in Section 5 and in Section 6.2 rather than leaving </w:t>
-      </w:r>
-      <w:r>
-        <w:rPr>
-          <w:rFonts w:ascii="Georgia" w:hAnsi="Georgia"/>
-          <w:color w:val="111111"/>
-          <w:sz w:val="21"/>
-          <w:szCs w:val="21"/>
-        </w:rPr>
-        <w:t>it to be inferred: a pass rate defined by consistency with the rules is maximised by output the rules wrote, and what the pipeline adds over the template is the 64.0% of panels that keep generated prose, whose readability we did not measure.</w:t>
+        <w:t xml:space="preserve"> configuration was added, which prints the Layer 2 labels through the fixed template and never calls a model. It passes on all 150 panels in 0.38 s for the who</w:t>
+      </w:r>
+      <w:r>
+        <w:rPr>
+          <w:rFonts w:ascii="Georgia" w:hAnsi="Georgia"/>
+          <w:color w:val="111111"/>
+          <w:sz w:val="21"/>
+          <w:szCs w:val="21"/>
+        </w:rPr>
+        <w:t>le benchmark, against 68.3 s per panel for the full pipeline. McNemar's test on the paired panels cannot separate the two (p = 1.000), and the same holds for validator-only. The paper now states this in Section 5 and in Section 6.2 rather than leaving it t</w:t>
+      </w:r>
+      <w:r>
+        <w:rPr>
+          <w:rFonts w:ascii="Georgia" w:hAnsi="Georgia"/>
+          <w:color w:val="111111"/>
+          <w:sz w:val="21"/>
+          <w:szCs w:val="21"/>
+        </w:rPr>
+        <w:t>o be inferred: a pass rate defined by consistency with the rules is maximised by output the rules wrote, and what the pipeline adds over the template is the 64.0% of panels that keep generated prose, whose readability we did not measure.</w:t>
       </w:r>
     </w:p>
     <w:p>
@@ -5948,26 +6682,25 @@
           <w:sz w:val="21"/>
           <w:szCs w:val="21"/>
         </w:rPr>
-        <w:lastRenderedPageBreak/>
-        <w:t>We did not arr</w:t>
-      </w:r>
-      <w:r>
-        <w:rPr>
-          <w:rFonts w:ascii="Georgia" w:hAnsi="Georgia"/>
-          <w:color w:val="111111"/>
-          <w:sz w:val="21"/>
-          <w:szCs w:val="21"/>
-        </w:rPr>
-        <w:t>ange blind expert rating before the camera-ready deadline, and we do not claim to have. Section 6.2 lists independent expert review and a patient comprehension study as the first items of future work, and the conclusion no longer describes the result as sa</w:t>
-      </w:r>
-      <w:r>
-        <w:rPr>
-          <w:rFonts w:ascii="Georgia" w:hAnsi="Georgia"/>
-          <w:color w:val="111111"/>
-          <w:sz w:val="21"/>
-          <w:szCs w:val="21"/>
-        </w:rPr>
-        <w:t>fety.</w:t>
+        <w:t>We did not arrange</w:t>
+      </w:r>
+      <w:r>
+        <w:rPr>
+          <w:rFonts w:ascii="Georgia" w:hAnsi="Georgia"/>
+          <w:color w:val="111111"/>
+          <w:sz w:val="21"/>
+          <w:szCs w:val="21"/>
+        </w:rPr>
+        <w:t xml:space="preserve"> blind expert rating before the camera-ready deadline, and we do not claim to have. Section 6.2 lists independent expert review and a patient comprehension study as the first items of future work, and the conclusion no longer describes the result as safety</w:t>
+      </w:r>
+      <w:r>
+        <w:rPr>
+          <w:rFonts w:ascii="Georgia" w:hAnsi="Georgia"/>
+          <w:color w:val="111111"/>
+          <w:sz w:val="21"/>
+          <w:szCs w:val="21"/>
+        </w:rPr>
+        <w:t>.</w:t>
       </w:r>
     </w:p>
     <w:p>
@@ -6003,16 +6736,16 @@
           <w:sz w:val="21"/>
           <w:szCs w:val="21"/>
         </w:rPr>
-        <w:t>Accepted. Section 3.2 now states that the names denote deviation categories computed from the configured intervals, not triage advice, and tha</w:t>
-      </w:r>
-      <w:r>
-        <w:rPr>
-          <w:rFonts w:ascii="Georgia" w:hAnsi="Georgia"/>
-          <w:color w:val="111111"/>
-          <w:sz w:val="21"/>
-          <w:szCs w:val="21"/>
-        </w:rPr>
-        <w:t>t mapping a deviation category to patient-facing wording would require validation against a laboratory's critical-value policy and clinician review before deployment. The same qualification appears in Section 6.2.</w:t>
+        <w:t>Accepted. Section 3.2 now states that the names denote deviation categories computed from the configured intervals, not triage advice, and that ma</w:t>
+      </w:r>
+      <w:r>
+        <w:rPr>
+          <w:rFonts w:ascii="Georgia" w:hAnsi="Georgia"/>
+          <w:color w:val="111111"/>
+          <w:sz w:val="21"/>
+          <w:szCs w:val="21"/>
+        </w:rPr>
+        <w:t>pping a deviation category to patient-facing wording would require validation against a laboratory's critical-value policy and clinician review before deployment. The same qualification appears in Section 6.2.</w:t>
       </w:r>
     </w:p>
     <w:p>
@@ -6032,16 +6765,16 @@
           <w:sz w:val="21"/>
           <w:szCs w:val="21"/>
         </w:rPr>
-        <w:t>We also made the thresholds auditable rath</w:t>
-      </w:r>
-      <w:r>
-        <w:rPr>
-          <w:rFonts w:ascii="Georgia" w:hAnsi="Georgia"/>
-          <w:color w:val="111111"/>
-          <w:sz w:val="21"/>
-          <w:szCs w:val="21"/>
-        </w:rPr>
-        <w:t xml:space="preserve">er than only disclaimed. </w:t>
+        <w:t>We also made the thresholds auditable rather t</w:t>
+      </w:r>
+      <w:r>
+        <w:rPr>
+          <w:rFonts w:ascii="Georgia" w:hAnsi="Georgia"/>
+          <w:color w:val="111111"/>
+          <w:sz w:val="21"/>
+          <w:szCs w:val="21"/>
+        </w:rPr>
+        <w:t xml:space="preserve">han only disclaimed. </w:t>
       </w:r>
       <w:r>
         <w:rPr>
@@ -6057,16 +6790,16 @@
           <w:sz w:val="21"/>
           <w:szCs w:val="21"/>
         </w:rPr>
-        <w:t xml:space="preserve"> records, for each of the 22 analytes, the reference interval, its source, the severity factor, whether the interval is sex-dependent, and its validation status, which is "not checked against literat</w:t>
-      </w:r>
-      <w:r>
-        <w:rPr>
-          <w:rFonts w:ascii="Georgia" w:hAnsi="Georgia"/>
-          <w:color w:val="111111"/>
-          <w:sz w:val="21"/>
-          <w:szCs w:val="21"/>
-        </w:rPr>
-        <w:t>ure" for every row. A unit test keeps the file in step with the running code. Appendix A.3 reproduces the table.</w:t>
+        <w:t xml:space="preserve"> records, for each of the 22 analytes, the reference interval, its source, the severity factor, whether the interval is sex-dependent, and its validation status, which is "not checked against literature"</w:t>
+      </w:r>
+      <w:r>
+        <w:rPr>
+          <w:rFonts w:ascii="Georgia" w:hAnsi="Georgia"/>
+          <w:color w:val="111111"/>
+          <w:sz w:val="21"/>
+          <w:szCs w:val="21"/>
+        </w:rPr>
+        <w:t xml:space="preserve"> for every row. A unit test keeps the file in step with the running code. Appendix A.3 reproduces the table.</w:t>
       </w:r>
     </w:p>
     <w:p>
@@ -6102,16 +6835,16 @@
           <w:sz w:val="21"/>
           <w:szCs w:val="21"/>
         </w:rPr>
-        <w:t>Accepted. Section 4.1 now gives the gen</w:t>
-      </w:r>
-      <w:r>
-        <w:rPr>
-          <w:rFonts w:ascii="Georgia" w:hAnsi="Georgia"/>
-          <w:color w:val="111111"/>
-          <w:sz w:val="21"/>
-          <w:szCs w:val="21"/>
-        </w:rPr>
-        <w:t xml:space="preserve">erator parameters and the distributions, and </w:t>
+        <w:t>Accepted. Section 4.1 now gives the generat</w:t>
+      </w:r>
+      <w:r>
+        <w:rPr>
+          <w:rFonts w:ascii="Georgia" w:hAnsi="Georgia"/>
+          <w:color w:val="111111"/>
+          <w:sz w:val="21"/>
+          <w:szCs w:val="21"/>
+        </w:rPr>
+        <w:t xml:space="preserve">or parameters and the distributions, and </w:t>
       </w:r>
       <w:r>
         <w:rPr>
@@ -6194,25 +6927,25 @@
           <w:sz w:val="21"/>
           <w:szCs w:val="21"/>
         </w:rPr>
-        <w:t xml:space="preserve">, so the benchmark regenerates exactly. Appendix A reports the panel-label split (50/50/50), </w:t>
-      </w:r>
-      <w:r>
-        <w:rPr>
-          <w:rFonts w:ascii="Georgia" w:hAnsi="Georgia"/>
-          <w:color w:val="111111"/>
-          <w:sz w:val="21"/>
-          <w:szCs w:val="21"/>
-        </w:rPr>
-        <w:t>analytes per panel (10–18, mean 14.1, 2,118 readings), abnormal analytes per panel (0–4, mean 1.5), the high/low split (124/102), the 46 panels with a borderline value, the per-analyte abnormality counts, the reference interval and severity factor per anal</w:t>
-      </w:r>
-      <w:r>
-        <w:rPr>
-          <w:rFonts w:ascii="Georgia" w:hAnsi="Georgia"/>
-          <w:color w:val="111111"/>
-          <w:sz w:val="21"/>
-          <w:szCs w:val="21"/>
-        </w:rPr>
-        <w:t xml:space="preserve">yte, the unit conversion factors, and the alias table. </w:t>
+        <w:t>, so the benchmark regenerates exactly. Appendix A reports the panel-label split (50/50/50), anal</w:t>
+      </w:r>
+      <w:r>
+        <w:rPr>
+          <w:rFonts w:ascii="Georgia" w:hAnsi="Georgia"/>
+          <w:color w:val="111111"/>
+          <w:sz w:val="21"/>
+          <w:szCs w:val="21"/>
+        </w:rPr>
+        <w:t>ytes per panel (10–18, mean 14.1, 2,118 readings), abnormal analytes per panel (0–4, mean 1.5), the high/low split (124/102), the 46 panels with a borderline value, the per-analyte abnormality counts, the reference interval and severity factor per analyte,</w:t>
+      </w:r>
+      <w:r>
+        <w:rPr>
+          <w:rFonts w:ascii="Georgia" w:hAnsi="Georgia"/>
+          <w:color w:val="111111"/>
+          <w:sz w:val="21"/>
+          <w:szCs w:val="21"/>
+        </w:rPr>
+        <w:t xml:space="preserve"> the unit conversion factors, and the alias table. </w:t>
       </w:r>
       <w:r>
         <w:rPr>
@@ -6248,16 +6981,16 @@
           <w:sz w:val="21"/>
           <w:szCs w:val="21"/>
         </w:rPr>
-        <w:t>We also state what the reviewer suspected. Appendix A notes that no reading lacks a unit and no panel lacks an analyte name, because the generator e</w:t>
-      </w:r>
-      <w:r>
-        <w:rPr>
-          <w:rFonts w:ascii="Georgia" w:hAnsi="Georgia"/>
-          <w:color w:val="111111"/>
-          <w:sz w:val="21"/>
-          <w:szCs w:val="21"/>
-        </w:rPr>
-        <w:t>mits structured panels only; Section 6.2 carries this as a limitation rather than a footnote.</w:t>
+        <w:t>We also state what the reviewer suspected. Appendix A notes that no reading lacks a unit and no panel lacks an analyte name, because the generator emits</w:t>
+      </w:r>
+      <w:r>
+        <w:rPr>
+          <w:rFonts w:ascii="Georgia" w:hAnsi="Georgia"/>
+          <w:color w:val="111111"/>
+          <w:sz w:val="21"/>
+          <w:szCs w:val="21"/>
+        </w:rPr>
+        <w:t xml:space="preserve"> structured panels only; Section 6.2 carries this as a limitation rather than a footnote.</w:t>
       </w:r>
     </w:p>
     <w:p>
@@ -6312,16 +7045,16 @@
           <w:sz w:val="21"/>
           <w:szCs w:val="21"/>
         </w:rPr>
-        <w:t xml:space="preserve"> configurations on the same</w:t>
-      </w:r>
-      <w:r>
-        <w:rPr>
-          <w:rFonts w:ascii="Georgia" w:hAnsi="Georgia"/>
-          <w:color w:val="111111"/>
-          <w:sz w:val="21"/>
-          <w:szCs w:val="21"/>
-        </w:rPr>
-        <w:t xml:space="preserve"> 150 panels, covering four of the five the reviewer listed:</w:t>
+        <w:t xml:space="preserve"> configurations on the same 150</w:t>
+      </w:r>
+      <w:r>
+        <w:rPr>
+          <w:rFonts w:ascii="Georgia" w:hAnsi="Georgia"/>
+          <w:color w:val="111111"/>
+          <w:sz w:val="21"/>
+          <w:szCs w:val="21"/>
+        </w:rPr>
+        <w:t xml:space="preserve"> panels, covering four of the five the reviewer listed:</w:t>
       </w:r>
     </w:p>
     <w:tbl>
@@ -6384,6 +7117,7 @@
                 <w:sz w:val="18"/>
                 <w:szCs w:val="18"/>
               </w:rPr>
+              <w:lastRenderedPageBreak/>
               <w:t>Configuration</w:t>
             </w:r>
           </w:p>
@@ -8558,7 +9292,6 @@
                 <w:sz w:val="18"/>
                 <w:szCs w:val="18"/>
               </w:rPr>
-              <w:lastRenderedPageBreak/>
               <w:t>Full</w:t>
             </w:r>
           </w:p>
@@ -8817,7 +9550,7 @@
       <w:pPr>
         <w:numPr>
           <w:ilvl w:val="0"/>
-          <w:numId w:val="7"/>
+          <w:numId w:val="10"/>
         </w:numPr>
         <w:spacing w:after="40"/>
         <w:ind w:left="0"/>
@@ -8852,7 +9585,7 @@
       <w:pPr>
         <w:numPr>
           <w:ilvl w:val="0"/>
-          <w:numId w:val="7"/>
+          <w:numId w:val="10"/>
         </w:numPr>
         <w:spacing w:after="40"/>
         <w:ind w:left="0"/>
@@ -8871,7 +9604,17 @@
           <w:sz w:val="21"/>
           <w:szCs w:val="21"/>
         </w:rPr>
-        <w:t>Prompt constraints do not improve correctness.</w:t>
+        <w:t>Prompt constraints do not improve correc</w:t>
+      </w:r>
+      <w:r>
+        <w:rPr>
+          <w:rStyle w:val="Strong"/>
+          <w:rFonts w:ascii="Georgia" w:eastAsia="Times New Roman" w:hAnsi="Georgia"/>
+          <w:color w:val="111111"/>
+          <w:sz w:val="21"/>
+          <w:szCs w:val="21"/>
+        </w:rPr>
+        <w:t>tness.</w:t>
       </w:r>
       <w:r>
         <w:rPr>
@@ -8917,7 +9660,7 @@
           <w:sz w:val="21"/>
           <w:szCs w:val="21"/>
         </w:rPr>
-        <w:t xml:space="preserve"> 35.3%). Added on top of labels they</w:t>
+        <w:t xml:space="preserve"> 35.3%). Added on top of labels they raise the pass rate from 38.7% to 48.0%</w:t>
       </w:r>
       <w:r>
         <w:rPr>
@@ -8926,14 +9669,14 @@
           <w:sz w:val="21"/>
           <w:szCs w:val="21"/>
         </w:rPr>
-        <w:t xml:space="preserve"> raise the pass rate from 38.7% to 48.0%, which does not reach significance on 150 panels (McNemar, p = 0.082).</w:t>
+        <w:t>, which does not reach significance on 150 panels (McNemar, p = 0.082).</w:t>
       </w:r>
     </w:p>
     <w:p>
       <w:pPr>
         <w:numPr>
           <w:ilvl w:val="0"/>
-          <w:numId w:val="7"/>
+          <w:numId w:val="10"/>
         </w:numPr>
         <w:spacing w:after="40"/>
         <w:ind w:left="0"/>
@@ -8961,23 +9704,14 @@
           <w:sz w:val="21"/>
           <w:szCs w:val="21"/>
         </w:rPr>
-        <w:t xml:space="preserve"> Validator-only reaches 100.0% with 0.0% model text: all 150 panels fall back to templates afte</w:t>
-      </w:r>
-      <w:r>
-        <w:rPr>
-          <w:rFonts w:ascii="Georgia" w:eastAsia="Times New Roman" w:hAnsi="Georgia"/>
-          <w:color w:val="111111"/>
-          <w:sz w:val="21"/>
-          <w:szCs w:val="21"/>
-        </w:rPr>
-        <w:t>r a mean of 3 attempts.</w:t>
+        <w:t xml:space="preserve"> Validator-only reaches 100.0% with 0.0% model text: all 150 panels fall back to templates after a mean of 3 attempts.</w:t>
       </w:r>
     </w:p>
     <w:p>
       <w:pPr>
         <w:numPr>
           <w:ilvl w:val="0"/>
-          <w:numId w:val="7"/>
+          <w:numId w:val="10"/>
         </w:numPr>
         <w:spacing w:after="40"/>
         <w:ind w:left="0"/>
@@ -8996,7 +9730,17 @@
           <w:sz w:val="21"/>
           <w:szCs w:val="21"/>
         </w:rPr>
-        <w:t>Regeneration buys model text, not safety.</w:t>
+        <w:t>Regeneration buy</w:t>
+      </w:r>
+      <w:r>
+        <w:rPr>
+          <w:rStyle w:val="Strong"/>
+          <w:rFonts w:ascii="Georgia" w:eastAsia="Times New Roman" w:hAnsi="Georgia"/>
+          <w:color w:val="111111"/>
+          <w:sz w:val="21"/>
+          <w:szCs w:val="21"/>
+        </w:rPr>
+        <w:t>s model text, not safety.</w:t>
       </w:r>
       <w:r>
         <w:rPr>
@@ -9025,16 +9769,16 @@
           <w:sz w:val="21"/>
           <w:szCs w:val="21"/>
         </w:rPr>
-        <w:t xml:space="preserve">The fifth item, a larger model, has now been run as well: Qwen2.5-7B on the </w:t>
-      </w:r>
-      <w:r>
-        <w:rPr>
-          <w:rFonts w:ascii="Georgia" w:hAnsi="Georgia"/>
-          <w:color w:val="111111"/>
-          <w:sz w:val="21"/>
-          <w:szCs w:val="21"/>
-        </w:rPr>
-        <w:t>baseline and the full pipeline, reported under R2.4 above and in Section 5. It raises unconstrained false reassurance from 32.0% to 46.7% while cutting the template share from 36.0% to 4.0%.</w:t>
+        <w:t>The fifth item, a larger model, has now been run as well: Qwen2.5-7B on baseline, constrained and full, reported und</w:t>
+      </w:r>
+      <w:r>
+        <w:rPr>
+          <w:rFonts w:ascii="Georgia" w:hAnsi="Georgia"/>
+          <w:color w:val="111111"/>
+          <w:sz w:val="21"/>
+          <w:szCs w:val="21"/>
+        </w:rPr>
+        <w:t>er R2.4 above and in Section 5. It raises unconstrained false reassurance from 32.0% to 46.7%, but given the same rules it lifts the pass rate from 48.0% to 89.3% and cuts the template share from 36.0% to 4.0%.</w:t>
       </w:r>
     </w:p>
     <w:p>
@@ -9050,14 +9794,14 @@
           <w:rFonts w:ascii="Georgia" w:eastAsia="Times New Roman" w:hAnsi="Georgia"/>
           <w:color w:val="111111"/>
         </w:rPr>
-        <w:t>R1.5 (High) — "Patient comprehension is not evaluated, so the pat</w:t>
+        <w:t>R1.5 (High) — "Patient comprehension is not e</w:t>
       </w:r>
       <w:r>
         <w:rPr>
           <w:rFonts w:ascii="Georgia" w:eastAsia="Times New Roman" w:hAnsi="Georgia"/>
           <w:color w:val="111111"/>
         </w:rPr>
-        <w:t>ient-friendly claim is unsupported; otherwise change the title."</w:t>
+        <w:t>valuated, so the patient-friendly claim is unsupported; otherwise change the title."</w:t>
       </w:r>
     </w:p>
     <w:p>
@@ -9077,12 +9821,21 @@
           <w:sz w:val="21"/>
           <w:szCs w:val="21"/>
         </w:rPr>
-        <w:t>Accepted, and we took the reviewer's second option because we could not run a comprehension study before the deadline and did not want to keep a claim we had not measured. The title is now:</w:t>
+        <w:t>Accepted, and we took the reviewer's second option because we could not run a comprehension study before the deadline and did not want to keep a claim we had not measured.</w:t>
+      </w:r>
+      <w:r>
+        <w:rPr>
+          <w:rFonts w:ascii="Georgia" w:hAnsi="Georgia"/>
+          <w:color w:val="111111"/>
+          <w:sz w:val="21"/>
+          <w:szCs w:val="21"/>
+        </w:rPr>
+        <w:t xml:space="preserve"> The title is now:</w:t>
       </w:r>
     </w:p>
     <w:p>
       <w:pPr>
-        <w:divId w:val="1211384529"/>
+        <w:divId w:val="1196307907"/>
         <w:rPr>
           <w:rFonts w:ascii="Georgia" w:eastAsia="Times New Roman" w:hAnsi="Georgia"/>
           <w:i/>
@@ -9102,19 +9855,7 @@
           <w:sz w:val="21"/>
           <w:szCs w:val="21"/>
         </w:rPr>
-        <w:t>A</w:t>
-      </w:r>
-      <w:r>
-        <w:rPr>
-          <w:rStyle w:val="Strong"/>
-          <w:rFonts w:ascii="Georgia" w:eastAsia="Times New Roman" w:hAnsi="Georgia"/>
-          <w:i/>
-          <w:iCs/>
-          <w:color w:val="333333"/>
-          <w:sz w:val="21"/>
-          <w:szCs w:val="21"/>
-        </w:rPr>
-        <w:t xml:space="preserve"> Rule-Constrained Large Language Model Pipeline for Rule-Consistent Explanation of Vietnamese Complete Blood Count Results</w:t>
+        <w:t>A Rule-Constrained Large Language Model Pipeline for Rule-Consistent Explanation of Vietnamese Complete Blood Count Results</w:t>
       </w:r>
     </w:p>
     <w:p>
@@ -9163,7 +9904,16 @@
           <w:sz w:val="21"/>
           <w:szCs w:val="21"/>
         </w:rPr>
-        <w:t>patient-friendly int</w:t>
+        <w:t>patient-friendly interpretation</w:t>
+      </w:r>
+      <w:r>
+        <w:rPr>
+          <w:rFonts w:ascii="Georgia" w:hAnsi="Georgia"/>
+          <w:color w:val="111111"/>
+          <w:sz w:val="21"/>
+          <w:szCs w:val="21"/>
+        </w:rPr>
+        <w:t xml:space="preserve">, and </w:t>
       </w:r>
       <w:r>
         <w:rPr>
@@ -9173,16 +9923,16 @@
           <w:sz w:val="21"/>
           <w:szCs w:val="21"/>
         </w:rPr>
-        <w:t>erpretation</w:t>
-      </w:r>
-      <w:r>
-        <w:rPr>
-          <w:rFonts w:ascii="Georgia" w:hAnsi="Georgia"/>
-          <w:color w:val="111111"/>
-          <w:sz w:val="21"/>
-          <w:szCs w:val="21"/>
-        </w:rPr>
-        <w:t xml:space="preserve">, and </w:t>
+        <w:t>complete blood count</w:t>
+      </w:r>
+      <w:r>
+        <w:rPr>
+          <w:rFonts w:ascii="Georgia" w:hAnsi="Georgia"/>
+          <w:color w:val="111111"/>
+          <w:sz w:val="21"/>
+          <w:szCs w:val="21"/>
+        </w:rPr>
+        <w:t xml:space="preserve"> instead of </w:t>
       </w:r>
       <w:r>
         <w:rPr>
@@ -9192,25 +9942,6 @@
           <w:sz w:val="21"/>
           <w:szCs w:val="21"/>
         </w:rPr>
-        <w:t>complete blood count</w:t>
-      </w:r>
-      <w:r>
-        <w:rPr>
-          <w:rFonts w:ascii="Georgia" w:hAnsi="Georgia"/>
-          <w:color w:val="111111"/>
-          <w:sz w:val="21"/>
-          <w:szCs w:val="21"/>
-        </w:rPr>
-        <w:t xml:space="preserve"> instead of </w:t>
-      </w:r>
-      <w:r>
-        <w:rPr>
-          <w:rStyle w:val="Emphasis"/>
-          <w:rFonts w:ascii="Georgia" w:hAnsi="Georgia"/>
-          <w:color w:val="111111"/>
-          <w:sz w:val="21"/>
-          <w:szCs w:val="21"/>
-        </w:rPr>
         <w:t>blood test</w:t>
       </w:r>
       <w:r>
@@ -9220,16 +9951,16 @@
           <w:sz w:val="21"/>
           <w:szCs w:val="21"/>
         </w:rPr>
-        <w:t>, which also answers R1.8. The abstract, introduction and conclusion were rewritten to match, and Section 6.2 states that readability, comprehension, perceived anxiety and actionability were not me</w:t>
-      </w:r>
-      <w:r>
-        <w:rPr>
-          <w:rFonts w:ascii="Georgia" w:hAnsi="Georgia"/>
-          <w:color w:val="111111"/>
-          <w:sz w:val="21"/>
-          <w:szCs w:val="21"/>
-        </w:rPr>
-        <w:t>asured.</w:t>
+        <w:t>, which also answers R1.8. The abstract, introduction and conclusion were rewritten to match, and Section 6.2 states that readability, comprehension, perceived anxiety and actio</w:t>
+      </w:r>
+      <w:r>
+        <w:rPr>
+          <w:rFonts w:ascii="Georgia" w:hAnsi="Georgia"/>
+          <w:color w:val="111111"/>
+          <w:sz w:val="21"/>
+          <w:szCs w:val="21"/>
+        </w:rPr>
+        <w:t>nability were not measured.</w:t>
       </w:r>
     </w:p>
     <w:p>
@@ -9285,6 +10016,7 @@
           <w:sz w:val="21"/>
           <w:szCs w:val="21"/>
         </w:rPr>
+        <w:lastRenderedPageBreak/>
         <w:t xml:space="preserve">Every proportion in Sections 4 and 5 now carries a </w:t>
       </w:r>
       <w:r>
@@ -9923,7 +10655,6 @@
                 <w:sz w:val="18"/>
                 <w:szCs w:val="18"/>
               </w:rPr>
-              <w:lastRenderedPageBreak/>
               <w:t>Direction mismatch</w:t>
             </w:r>
           </w:p>
@@ -10810,25 +11541,17 @@
           <w:sz w:val="21"/>
           <w:szCs w:val="21"/>
         </w:rPr>
-        <w:t xml:space="preserve">Accepted. The title now says </w:t>
-      </w:r>
-      <w:r>
-        <w:rPr>
-          <w:rFonts w:ascii="Georgia" w:hAnsi="Georgia"/>
-          <w:color w:val="111111"/>
-          <w:sz w:val="21"/>
-          <w:szCs w:val="21"/>
-        </w:rPr>
-        <w:t>complete blood count, the abstract and Section 6.2 state that only structured CBC panels are supported, and the introduction no longer generalises from one local model to hosted assistants. Parsing, OCR, missing reference intervals, multi-panel reports and</w:t>
-      </w:r>
-      <w:r>
-        <w:rPr>
-          <w:rFonts w:ascii="Georgia" w:hAnsi="Georgia"/>
-          <w:color w:val="111111"/>
-          <w:sz w:val="21"/>
-          <w:szCs w:val="21"/>
-        </w:rPr>
-        <w:t xml:space="preserve"> age- or sex-specific intervals are named as untested.</w:t>
+        <w:lastRenderedPageBreak/>
+        <w:t>Accepted. The title now says complete blood count, the abstract and Section 6.2 state that only structured CBC panels are supported, and the introduction no longer generalises from one local model to hosted assistants. Parsing, OCR, missing reference inter</w:t>
+      </w:r>
+      <w:r>
+        <w:rPr>
+          <w:rFonts w:ascii="Georgia" w:hAnsi="Georgia"/>
+          <w:color w:val="111111"/>
+          <w:sz w:val="21"/>
+          <w:szCs w:val="21"/>
+        </w:rPr>
+        <w:t>vals, multi-panel reports and age- or sex-specific intervals are named as untested.</w:t>
       </w:r>
     </w:p>
     <w:p>
@@ -10864,16 +11587,16 @@
           <w:sz w:val="21"/>
           <w:szCs w:val="21"/>
         </w:rPr>
-        <w:t>Addressed from the existing logs, and in the course of doing so we found and corrected an error of our own. The submitted version described the test machine as "an Intel Core i5-9400F with 24 GB RAM and no GPU", and Section 6.1 argued that the pipeline "av</w:t>
-      </w:r>
-      <w:r>
-        <w:rPr>
-          <w:rFonts w:ascii="Georgia" w:hAnsi="Georgia"/>
-          <w:color w:val="111111"/>
-          <w:sz w:val="21"/>
-          <w:szCs w:val="21"/>
-        </w:rPr>
-        <w:t xml:space="preserve">oids GPU cost for provincial hospitals". That was wrong. The machine has an </w:t>
+        <w:t>Addressed from the existing logs, and in the course of doing so we found and corrected an error of our ow</w:t>
+      </w:r>
+      <w:r>
+        <w:rPr>
+          <w:rFonts w:ascii="Georgia" w:hAnsi="Georgia"/>
+          <w:color w:val="111111"/>
+          <w:sz w:val="21"/>
+          <w:szCs w:val="21"/>
+        </w:rPr>
+        <w:t xml:space="preserve">n. The submitted version described the test machine as "an Intel Core i5-9400F with 24 GB RAM and no GPU", and Section 6.1 argued that the pipeline "avoids GPU cost for provincial hospitals". That was wrong. The machine has an </w:t>
       </w:r>
       <w:r>
         <w:rPr>
@@ -10892,7 +11615,16 @@
           <w:sz w:val="21"/>
           <w:szCs w:val="21"/>
         </w:rPr>
-        <w:t xml:space="preserve">, and we verified by re-measurement that Qwen2.5-3B at Q4_K_M occupies about 3 GB and is offloaded to the card </w:t>
+        <w:t>,</w:t>
+      </w:r>
+      <w:r>
+        <w:rPr>
+          <w:rFonts w:ascii="Georgia" w:hAnsi="Georgia"/>
+          <w:color w:val="111111"/>
+          <w:sz w:val="21"/>
+          <w:szCs w:val="21"/>
+        </w:rPr>
+        <w:t xml:space="preserve"> and we verified by re-measurement that Qwen2.5-3B at Q4_K_M occupies about 3 GB and is offloaded to the card </w:t>
       </w:r>
       <w:r>
         <w:rPr>
@@ -10911,25 +11643,25 @@
           <w:sz w:val="21"/>
           <w:szCs w:val="21"/>
         </w:rPr>
-        <w:t>, at 100% GPU utilisation. Every 3</w:t>
-      </w:r>
-      <w:r>
-        <w:rPr>
-          <w:rFonts w:ascii="Georgia" w:hAnsi="Georgia"/>
-          <w:color w:val="111111"/>
-          <w:sz w:val="21"/>
-          <w:szCs w:val="21"/>
-        </w:rPr>
-        <w:t>B timing in the paper was obtained with GPU acceleration. Section 4.2 now states the actual hardware and the offload split, and Section 6.1 now argues from a consumer graphics card released in 2016 rather than from no card at all. The 7B model does not fit</w:t>
-      </w:r>
-      <w:r>
-        <w:rPr>
-          <w:rFonts w:ascii="Georgia" w:hAnsi="Georgia"/>
-          <w:color w:val="111111"/>
-          <w:sz w:val="21"/>
-          <w:szCs w:val="21"/>
-        </w:rPr>
-        <w:t xml:space="preserve"> in 4 GB and runs roughly half on the card, which is why it is 2.4 times slower rather than 2.3 times as its parameter count would suggest.</w:t>
+        <w:t xml:space="preserve">, at 100% GPU utilisation. Every 3B timing in the paper was obtained with GPU acceleration. Section 4.2 now states the actual hardware and </w:t>
+      </w:r>
+      <w:r>
+        <w:rPr>
+          <w:rFonts w:ascii="Georgia" w:hAnsi="Georgia"/>
+          <w:color w:val="111111"/>
+          <w:sz w:val="21"/>
+          <w:szCs w:val="21"/>
+        </w:rPr>
+        <w:t xml:space="preserve">the offload split, and Section 6.1 now argues from a consumer graphics card released in 2016 rather than from no card at all. The 7B model does not fit in 4 GB and runs roughly half on the card, which is why it is 2.4 times slower rather than 2.3 times as </w:t>
+      </w:r>
+      <w:r>
+        <w:rPr>
+          <w:rFonts w:ascii="Georgia" w:hAnsi="Georgia"/>
+          <w:color w:val="111111"/>
+          <w:sz w:val="21"/>
+          <w:szCs w:val="21"/>
+        </w:rPr>
+        <w:t>its parameter count would suggest.</w:t>
       </w:r>
     </w:p>
     <w:p>
@@ -10949,16 +11681,16 @@
           <w:sz w:val="21"/>
           <w:szCs w:val="21"/>
         </w:rPr>
-        <w:t>Section 5 now reports, for the full pipeline, 68.3 s per panel with SD 33.7 and p50/p95/p99 of 66.4/121.5/134.1 s, a</w:t>
-      </w:r>
-      <w:r>
-        <w:rPr>
-          <w:rFonts w:ascii="Georgia" w:hAnsi="Georgia"/>
-          <w:color w:val="111111"/>
-          <w:sz w:val="21"/>
-          <w:szCs w:val="21"/>
-        </w:rPr>
-        <w:t>gainst a baseline mean of 38.9 s (p95 63.6), and Section 6.1 quotes the 95th percentile rather than the mean alone. Per-panel attempts are 1.97 on average.</w:t>
+        <w:t>Section 5 now reports, for the full pipeline, 68.3 s per panel with SD 33.7 and p50/p95/p99 of 66.4/121.5/134.1 s, against a baseline mean of 38.9 s (p95 63.6), and Section 6.1 quotes the 95th percentile rather than the m</w:t>
+      </w:r>
+      <w:r>
+        <w:rPr>
+          <w:rFonts w:ascii="Georgia" w:hAnsi="Georgia"/>
+          <w:color w:val="111111"/>
+          <w:sz w:val="21"/>
+          <w:szCs w:val="21"/>
+        </w:rPr>
+        <w:t>ean alone. Per-panel attempts are 1.97 on average.</w:t>
       </w:r>
     </w:p>
     <w:p>
@@ -10978,17 +11710,16 @@
           <w:sz w:val="21"/>
           <w:szCs w:val="21"/>
         </w:rPr>
-        <w:lastRenderedPageBreak/>
-        <w:t>We also answer where the cost goes. Re-scoring the outputs Layer 4 rejected shows that of the 54 pan</w:t>
-      </w:r>
-      <w:r>
-        <w:rPr>
-          <w:rFonts w:ascii="Georgia" w:hAnsi="Georgia"/>
-          <w:color w:val="111111"/>
-          <w:sz w:val="21"/>
-          <w:szCs w:val="21"/>
-        </w:rPr>
-        <w:t>els ending in a template, 66.7% had omitted an analyte, 38.9% contained a forbidden term, 29.6% misstated a direction and 18.5% falsely reassured. Omission, not vocabulary, is what regeneration is mostly fighting.</w:t>
+        <w:t>We also answer where the cost goes. Re-scoring the outputs Layer 4 rejected shows that of the 54 panels ending in a template, 66.7% had omitted an analyte, 38.9% contained a forbidden term, 29.6% misstated</w:t>
+      </w:r>
+      <w:r>
+        <w:rPr>
+          <w:rFonts w:ascii="Georgia" w:hAnsi="Georgia"/>
+          <w:color w:val="111111"/>
+          <w:sz w:val="21"/>
+          <w:szCs w:val="21"/>
+        </w:rPr>
+        <w:t xml:space="preserve"> a direction and 18.5% falsely reassured. Omission, not vocabulary, is what regeneration is mostly fighting.</w:t>
       </w:r>
     </w:p>
     <w:p>
@@ -11008,16 +11739,16 @@
           <w:sz w:val="21"/>
           <w:szCs w:val="21"/>
         </w:rPr>
-        <w:t xml:space="preserve">Peak memory, token counts and concurrency </w:t>
-      </w:r>
-      <w:r>
-        <w:rPr>
-          <w:rFonts w:ascii="Georgia" w:hAnsi="Georgia"/>
-          <w:color w:val="111111"/>
-          <w:sz w:val="21"/>
-          <w:szCs w:val="21"/>
-        </w:rPr>
-        <w:t>behaviour are not reported; we did not instrument them during the runs and did not want to quote figures from a later, differently loaded machine.</w:t>
+        <w:t xml:space="preserve">Peak memory, token counts and concurrency behaviour are not reported; we did not instrument them during the runs and did not want to quote figures </w:t>
+      </w:r>
+      <w:r>
+        <w:rPr>
+          <w:rFonts w:ascii="Georgia" w:hAnsi="Georgia"/>
+          <w:color w:val="111111"/>
+          <w:sz w:val="21"/>
+          <w:szCs w:val="21"/>
+        </w:rPr>
+        <w:t>from a later, differently loaded machine.</w:t>
       </w:r>
     </w:p>
     <w:p>
@@ -11053,16 +11784,7 @@
           <w:sz w:val="21"/>
           <w:szCs w:val="21"/>
         </w:rPr>
-        <w:t>Accepted. Section 5 now carries a paragraph of real instanc</w:t>
-      </w:r>
-      <w:r>
-        <w:rPr>
-          <w:rFonts w:ascii="Georgia" w:hAnsi="Georgia"/>
-          <w:color w:val="111111"/>
-          <w:sz w:val="21"/>
-          <w:szCs w:val="21"/>
-        </w:rPr>
-        <w:t xml:space="preserve">es, and </w:t>
+        <w:t xml:space="preserve">Accepted. Section 5 now carries a paragraph of real instances, and </w:t>
       </w:r>
       <w:r>
         <w:rPr>
@@ -11081,16 +11803,16 @@
           <w:sz w:val="21"/>
           <w:szCs w:val="21"/>
         </w:rPr>
-        <w:t xml:space="preserve"> tabulates one worked example per error class with the panel, the rule label, the analyte, the generated text and the reason Layer 4 rejected it. Every example is taken from the stored run logs; none is constructed. The false-reassurance </w:t>
-      </w:r>
-      <w:r>
-        <w:rPr>
-          <w:rFonts w:ascii="Georgia" w:hAnsi="Georgia"/>
-          <w:color w:val="111111"/>
-          <w:sz w:val="21"/>
-          <w:szCs w:val="21"/>
-        </w:rPr>
-        <w:t xml:space="preserve">example is the one the reviewer would expect: on a monitor panel, the baseline closing statement opens </w:t>
+        <w:t xml:space="preserve"> tabulates one worked example per error class with the panel, the rule label, the analy</w:t>
+      </w:r>
+      <w:r>
+        <w:rPr>
+          <w:rFonts w:ascii="Georgia" w:hAnsi="Georgia"/>
+          <w:color w:val="111111"/>
+          <w:sz w:val="21"/>
+          <w:szCs w:val="21"/>
+        </w:rPr>
+        <w:t xml:space="preserve">te, the generated text and the reason Layer 4 rejected it. Every example is taken from the stored run logs; none is constructed. The false-reassurance example is the one the reviewer would expect: on a monitor panel, the baseline closing statement opens </w:t>
       </w:r>
       <w:r>
         <w:rPr>
@@ -11295,14 +12017,7 @@
           <w:rFonts w:ascii="Georgia" w:eastAsia="Times New Roman" w:hAnsi="Georgia"/>
           <w:color w:val="111111"/>
         </w:rPr>
-        <w:t>R1.11 (Medium) — "Related work does not position the contribut</w:t>
-      </w:r>
-      <w:r>
-        <w:rPr>
-          <w:rFonts w:ascii="Georgia" w:eastAsia="Times New Roman" w:hAnsi="Georgia"/>
-          <w:color w:val="111111"/>
-        </w:rPr>
-        <w:t>ion precisely enough."</w:t>
+        <w:t>R1.11 (Medium) — "Related work does not position the contribution precisely enough."</w:t>
       </w:r>
     </w:p>
     <w:p>
@@ -11322,25 +12037,34 @@
           <w:sz w:val="21"/>
           <w:szCs w:val="21"/>
         </w:rPr>
-        <w:t>Accepted. Section 2 now engages the guardrail and data-to-text literature directly, citing NeMo Guardrails for programmable rails, Gatt and Krahmer for the separation of content selection from realisation, Wiseman et al. for neural g</w:t>
-      </w:r>
-      <w:r>
-        <w:rPr>
-          <w:rFonts w:ascii="Georgia" w:hAnsi="Georgia"/>
-          <w:color w:val="111111"/>
-          <w:sz w:val="21"/>
-          <w:szCs w:val="21"/>
-        </w:rPr>
-        <w:t xml:space="preserve">enerators misstating facts present in their input, and Thomson and Reiter for accuracy evaluation in data-to-text, and states plainly that the architecture contributes nothing new. The contribution paragraph is rewritten around the three gaps the reviewer </w:t>
-      </w:r>
-      <w:r>
-        <w:rPr>
-          <w:rFonts w:ascii="Georgia" w:hAnsi="Georgia"/>
-          <w:color w:val="111111"/>
-          <w:sz w:val="21"/>
-          <w:szCs w:val="21"/>
-        </w:rPr>
-        <w:t>identified: clinical judgement externalised from the model, semantic validation distinguished from structural validation, and false reassurance measured separately.</w:t>
+        <w:t>Accepted. Section 2 now engages the guardrail and data-to-text literature directly</w:t>
+      </w:r>
+      <w:r>
+        <w:rPr>
+          <w:rFonts w:ascii="Georgia" w:hAnsi="Georgia"/>
+          <w:color w:val="111111"/>
+          <w:sz w:val="21"/>
+          <w:szCs w:val="21"/>
+        </w:rPr>
+        <w:t>, citing NeMo Guardrails for programmable rails, Gatt and Krahmer for the separation of content selection from realisation, Wiseman et al. for neural generators misstating facts present in their input, and Thomson and Reiter for accuracy evaluation in data</w:t>
+      </w:r>
+      <w:r>
+        <w:rPr>
+          <w:rFonts w:ascii="Georgia" w:hAnsi="Georgia"/>
+          <w:color w:val="111111"/>
+          <w:sz w:val="21"/>
+          <w:szCs w:val="21"/>
+        </w:rPr>
+        <w:t>-to-text, and states plainly that the architecture contributes nothing new. The contribution paragraph is rewritten around the three gaps the reviewer identified: clinical judgement externalised from the model, semantic validation distinguished from struct</w:t>
+      </w:r>
+      <w:r>
+        <w:rPr>
+          <w:rFonts w:ascii="Georgia" w:hAnsi="Georgia"/>
+          <w:color w:val="111111"/>
+          <w:sz w:val="21"/>
+          <w:szCs w:val="21"/>
+        </w:rPr>
+        <w:t>ural validation, and false reassurance measured separately.</w:t>
       </w:r>
     </w:p>
     <w:p>
@@ -11376,25 +12100,25 @@
           <w:sz w:val="21"/>
           <w:szCs w:val="21"/>
         </w:rPr>
-        <w:t>Accepted. "Produced no unsafe output</w:t>
-      </w:r>
-      <w:r>
-        <w:rPr>
-          <w:rFonts w:ascii="Georgia" w:hAnsi="Georgia"/>
-          <w:color w:val="111111"/>
-          <w:sz w:val="21"/>
-          <w:szCs w:val="21"/>
-        </w:rPr>
-        <w:t>" is now "left no output that violated the implemented checks"; "the pipeline never returns unverified text" is "no unvalidated model text is returned"; "the guarantee supplied by Layer 4" is "what Layer 4 enforces". The word guarantee no longer appears in</w:t>
-      </w:r>
-      <w:r>
-        <w:rPr>
-          <w:rFonts w:ascii="Georgia" w:hAnsi="Georgia"/>
-          <w:color w:val="111111"/>
-          <w:sz w:val="21"/>
-          <w:szCs w:val="21"/>
-        </w:rPr>
-        <w:t xml:space="preserve"> the paper. The conclusion now states that the result should be read as rule consistency under the implemented checks and not as clinical safety.</w:t>
+        <w:t>Accepted. "Produced no unsafe output" is now "left no output that violated the implemented checks"; "the pipeline never returns unverified te</w:t>
+      </w:r>
+      <w:r>
+        <w:rPr>
+          <w:rFonts w:ascii="Georgia" w:hAnsi="Georgia"/>
+          <w:color w:val="111111"/>
+          <w:sz w:val="21"/>
+          <w:szCs w:val="21"/>
+        </w:rPr>
+        <w:t>xt" is "no unvalidated model text is returned"; "the guarantee supplied by Layer 4" is "what Layer 4 enforces". The word guarantee no longer appears in the paper. The conclusion now states that the result should be read as rule consistency under the implem</w:t>
+      </w:r>
+      <w:r>
+        <w:rPr>
+          <w:rFonts w:ascii="Georgia" w:hAnsi="Georgia"/>
+          <w:color w:val="111111"/>
+          <w:sz w:val="21"/>
+          <w:szCs w:val="21"/>
+        </w:rPr>
+        <w:t>ented checks and not as clinical safety.</w:t>
       </w:r>
     </w:p>
     <w:p>
@@ -11426,8 +12150,8 @@
       </w:tblPr>
       <w:tblGrid>
         <w:gridCol w:w="327"/>
-        <w:gridCol w:w="3849"/>
-        <w:gridCol w:w="5768"/>
+        <w:gridCol w:w="3844"/>
+        <w:gridCol w:w="5773"/>
       </w:tblGrid>
       <w:tr>
         <w:tc>
@@ -11595,6 +12319,7 @@
                 <w:sz w:val="18"/>
                 <w:szCs w:val="18"/>
               </w:rPr>
+              <w:lastRenderedPageBreak/>
               <w:t>1</w:t>
             </w:r>
           </w:p>
@@ -12019,16 +12744,7 @@
                 <w:sz w:val="18"/>
                 <w:szCs w:val="18"/>
               </w:rPr>
-              <w:t>Done — seven config</w:t>
-            </w:r>
-            <w:r>
-              <w:rPr>
-                <w:rFonts w:ascii="Georgia" w:eastAsia="Times New Roman" w:hAnsi="Georgia"/>
-                <w:color w:val="111111"/>
-                <w:sz w:val="18"/>
-                <w:szCs w:val="18"/>
-              </w:rPr>
-              <w:t>urations plus a 7B run, Table 3</w:t>
+              <w:t>Done — seven configurations, plus all three main configurations on a 7B model</w:t>
             </w:r>
           </w:p>
         </w:tc>
@@ -12106,7 +12822,16 @@
                 <w:sz w:val="18"/>
                 <w:szCs w:val="18"/>
               </w:rPr>
-              <w:t>Confidence intervals, repeated runs, decoding parameters</w:t>
+              <w:t>Confidence intervals, repeated runs,</w:t>
+            </w:r>
+            <w:r>
+              <w:rPr>
+                <w:rFonts w:ascii="Georgia" w:eastAsia="Times New Roman" w:hAnsi="Georgia"/>
+                <w:color w:val="111111"/>
+                <w:sz w:val="18"/>
+                <w:szCs w:val="18"/>
+              </w:rPr>
+              <w:t xml:space="preserve"> decoding parameters</w:t>
             </w:r>
           </w:p>
         </w:tc>
@@ -12260,16 +12985,7 @@
                 <w:sz w:val="18"/>
                 <w:szCs w:val="18"/>
               </w:rPr>
-              <w:t>Done — Appendix B, generated fr</w:t>
-            </w:r>
-            <w:r>
-              <w:rPr>
-                <w:rFonts w:ascii="Georgia" w:eastAsia="Times New Roman" w:hAnsi="Georgia"/>
-                <w:color w:val="111111"/>
-                <w:sz w:val="18"/>
-                <w:szCs w:val="18"/>
-              </w:rPr>
-              <w:t>om the code</w:t>
+              <w:t>Done — Appendix B, generated from the code</w:t>
             </w:r>
           </w:p>
         </w:tc>
@@ -12385,7 +13101,16 @@
                 <w:sz w:val="18"/>
                 <w:szCs w:val="18"/>
               </w:rPr>
-              <w:t>Done — Section 5 and Appendix C</w:t>
+              <w:t xml:space="preserve">Done — Section 5 and </w:t>
+            </w:r>
+            <w:r>
+              <w:rPr>
+                <w:rFonts w:ascii="Georgia" w:eastAsia="Times New Roman" w:hAnsi="Georgia"/>
+                <w:color w:val="111111"/>
+                <w:sz w:val="18"/>
+                <w:szCs w:val="18"/>
+              </w:rPr>
+              <w:t>Appendix C</w:t>
             </w:r>
           </w:p>
         </w:tc>
@@ -12425,7 +13150,6 @@
                 <w:sz w:val="18"/>
                 <w:szCs w:val="18"/>
               </w:rPr>
-              <w:lastRenderedPageBreak/>
               <w:t>8</w:t>
             </w:r>
           </w:p>
@@ -12916,16 +13640,7 @@
                 <w:sz w:val="18"/>
                 <w:szCs w:val="18"/>
               </w:rPr>
-              <w:t>Section</w:t>
-            </w:r>
-            <w:r>
-              <w:rPr>
-                <w:rFonts w:ascii="Georgia" w:eastAsia="Times New Roman" w:hAnsi="Georgia"/>
-                <w:color w:val="111111"/>
-                <w:sz w:val="18"/>
-                <w:szCs w:val="18"/>
-              </w:rPr>
-              <w:t xml:space="preserve"> 5</w:t>
+              <w:t>Section 5</w:t>
             </w:r>
           </w:p>
         </w:tc>
@@ -13355,7 +14070,16 @@
                 <w:sz w:val="18"/>
                 <w:szCs w:val="18"/>
               </w:rPr>
-              <w:t>Sex- and age-specific intervals as a separate limitation</w:t>
+              <w:t>Sex- and age</w:t>
+            </w:r>
+            <w:r>
+              <w:rPr>
+                <w:rFonts w:ascii="Georgia" w:eastAsia="Times New Roman" w:hAnsi="Georgia"/>
+                <w:color w:val="111111"/>
+                <w:sz w:val="18"/>
+                <w:szCs w:val="18"/>
+              </w:rPr>
+              <w:t>-specific intervals as a separate limitation</w:t>
             </w:r>
           </w:p>
         </w:tc>
@@ -13471,16 +14195,7 @@
                 <w:sz w:val="18"/>
                 <w:szCs w:val="18"/>
               </w:rPr>
-              <w:t>Title, Abstract, S</w:t>
-            </w:r>
-            <w:r>
-              <w:rPr>
-                <w:rFonts w:ascii="Georgia" w:eastAsia="Times New Roman" w:hAnsi="Georgia"/>
-                <w:color w:val="111111"/>
-                <w:sz w:val="18"/>
-                <w:szCs w:val="18"/>
-              </w:rPr>
-              <w:t>ection 1, Section 7</w:t>
+              <w:t>Title, Abstract, Section 1, Section 7</w:t>
             </w:r>
           </w:p>
         </w:tc>
@@ -13598,7 +14313,17 @@
                 <w:sz w:val="18"/>
                 <w:szCs w:val="18"/>
               </w:rPr>
-              <w:t>Template-only and no-retry configurations</w:t>
+              <w:lastRenderedPageBreak/>
+              <w:t>Template-only and no-retr</w:t>
+            </w:r>
+            <w:r>
+              <w:rPr>
+                <w:rFonts w:ascii="Georgia" w:eastAsia="Times New Roman" w:hAnsi="Georgia"/>
+                <w:color w:val="111111"/>
+                <w:sz w:val="18"/>
+                <w:szCs w:val="18"/>
+              </w:rPr>
+              <w:t>y configurations</w:t>
             </w:r>
           </w:p>
         </w:tc>
@@ -14066,16 +14791,7 @@
                 <w:sz w:val="18"/>
                 <w:szCs w:val="18"/>
               </w:rPr>
-              <w:t>Validat</w:t>
-            </w:r>
-            <w:r>
-              <w:rPr>
-                <w:rFonts w:ascii="Georgia" w:eastAsia="Times New Roman" w:hAnsi="Georgia"/>
-                <w:color w:val="111111"/>
-                <w:sz w:val="18"/>
-                <w:szCs w:val="18"/>
-              </w:rPr>
-              <w:t>or algorithm and pattern tables</w:t>
+              <w:t>Validator algorithm and pattern tables</w:t>
             </w:r>
           </w:p>
         </w:tc>
@@ -14231,8 +14947,16 @@
                 <w:sz w:val="18"/>
                 <w:szCs w:val="18"/>
               </w:rPr>
-              <w:lastRenderedPageBreak/>
-              <w:t>Absolute wording removed</w:t>
+              <w:t>Absolute wording</w:t>
+            </w:r>
+            <w:r>
+              <w:rPr>
+                <w:rFonts w:ascii="Georgia" w:eastAsia="Times New Roman" w:hAnsi="Georgia"/>
+                <w:color w:val="111111"/>
+                <w:sz w:val="18"/>
+                <w:szCs w:val="18"/>
+              </w:rPr>
+              <w:t xml:space="preserve"> removed</w:t>
             </w:r>
           </w:p>
         </w:tc>
@@ -14374,9 +15098,9 @@
 <file path=word/numbering.xml><?xml version="1.0" encoding="utf-8"?>
 <w:numbering xmlns:wpc="http://schemas.microsoft.com/office/word/2010/wordprocessingCanvas" xmlns:cx="http://schemas.microsoft.com/office/drawing/2014/chartex" xmlns:mc="http://schemas.openxmlformats.org/markup-compatibility/2006" xmlns:o="urn:schemas-microsoft-com:office:office" xmlns:r="http://schemas.openxmlformats.org/officeDocument/2006/relationships" xmlns:m="http://schemas.openxmlformats.org/officeDocument/2006/math" xmlns:v="urn:schemas-microsoft-com:vml" xmlns:wp14="http://schemas.microsoft.com/office/word/2010/wordprocessingDrawing" xmlns:wp="http://schemas.openxmlformats.org/drawingml/2006/wordprocessingDrawing" xmlns:w10="urn:schemas-microsoft-com:office:word" xmlns:w="http://schemas.openxmlformats.org/wordprocessingml/2006/main" xmlns:w14="http://schemas.microsoft.com/office/word/2010/wordml" xmlns:w15="http://schemas.microsoft.com/office/word/2012/wordml" xmlns:w16se="http://schemas.microsoft.com/office/word/2015/wordml/symex" xmlns:wpg="http://schemas.microsoft.com/office/word/2010/wordprocessingGroup" xmlns:wpi="http://schemas.microsoft.com/office/word/2010/wordprocessingInk" xmlns:wne="http://schemas.microsoft.com/office/word/2006/wordml" xmlns:wps="http://schemas.microsoft.com/office/word/2010/wordprocessingShape" mc:Ignorable="w14 w15 w16se wp14">
   <w:abstractNum w:abstractNumId="0" w15:restartNumberingAfterBreak="0">
-    <w:nsid w:val="017E7D40"/>
+    <w:nsid w:val="057E7562"/>
     <w:multiLevelType w:val="multilevel"/>
-    <w:tmpl w:val="A6A22468"/>
+    <w:tmpl w:val="E2D6E2A6"/>
     <w:lvl w:ilvl="0">
       <w:start w:val="1"/>
       <w:numFmt w:val="decimal"/>
@@ -14487,122 +15211,9 @@
     </w:lvl>
   </w:abstractNum>
   <w:abstractNum w:abstractNumId="1" w15:restartNumberingAfterBreak="0">
-    <w:nsid w:val="1B053E22"/>
+    <w:nsid w:val="095E17CF"/>
     <w:multiLevelType w:val="multilevel"/>
-    <w:tmpl w:val="9CF87B7A"/>
-    <w:lvl w:ilvl="0">
-      <w:start w:val="1"/>
-      <w:numFmt w:val="decimal"/>
-      <w:lvlText w:val="%1."/>
-      <w:lvlJc w:val="left"/>
-      <w:pPr>
-        <w:tabs>
-          <w:tab w:val="num" w:pos="720"/>
-        </w:tabs>
-        <w:ind w:left="720" w:hanging="360"/>
-      </w:pPr>
-    </w:lvl>
-    <w:lvl w:ilvl="1" w:tentative="1">
-      <w:start w:val="1"/>
-      <w:numFmt w:val="decimal"/>
-      <w:lvlText w:val="%2."/>
-      <w:lvlJc w:val="left"/>
-      <w:pPr>
-        <w:tabs>
-          <w:tab w:val="num" w:pos="1440"/>
-        </w:tabs>
-        <w:ind w:left="1440" w:hanging="360"/>
-      </w:pPr>
-    </w:lvl>
-    <w:lvl w:ilvl="2" w:tentative="1">
-      <w:start w:val="1"/>
-      <w:numFmt w:val="decimal"/>
-      <w:lvlText w:val="%3."/>
-      <w:lvlJc w:val="left"/>
-      <w:pPr>
-        <w:tabs>
-          <w:tab w:val="num" w:pos="2160"/>
-        </w:tabs>
-        <w:ind w:left="2160" w:hanging="360"/>
-      </w:pPr>
-    </w:lvl>
-    <w:lvl w:ilvl="3" w:tentative="1">
-      <w:start w:val="1"/>
-      <w:numFmt w:val="decimal"/>
-      <w:lvlText w:val="%4."/>
-      <w:lvlJc w:val="left"/>
-      <w:pPr>
-        <w:tabs>
-          <w:tab w:val="num" w:pos="2880"/>
-        </w:tabs>
-        <w:ind w:left="2880" w:hanging="360"/>
-      </w:pPr>
-    </w:lvl>
-    <w:lvl w:ilvl="4" w:tentative="1">
-      <w:start w:val="1"/>
-      <w:numFmt w:val="decimal"/>
-      <w:lvlText w:val="%5."/>
-      <w:lvlJc w:val="left"/>
-      <w:pPr>
-        <w:tabs>
-          <w:tab w:val="num" w:pos="3600"/>
-        </w:tabs>
-        <w:ind w:left="3600" w:hanging="360"/>
-      </w:pPr>
-    </w:lvl>
-    <w:lvl w:ilvl="5" w:tentative="1">
-      <w:start w:val="1"/>
-      <w:numFmt w:val="decimal"/>
-      <w:lvlText w:val="%6."/>
-      <w:lvlJc w:val="left"/>
-      <w:pPr>
-        <w:tabs>
-          <w:tab w:val="num" w:pos="4320"/>
-        </w:tabs>
-        <w:ind w:left="4320" w:hanging="360"/>
-      </w:pPr>
-    </w:lvl>
-    <w:lvl w:ilvl="6" w:tentative="1">
-      <w:start w:val="1"/>
-      <w:numFmt w:val="decimal"/>
-      <w:lvlText w:val="%7."/>
-      <w:lvlJc w:val="left"/>
-      <w:pPr>
-        <w:tabs>
-          <w:tab w:val="num" w:pos="5040"/>
-        </w:tabs>
-        <w:ind w:left="5040" w:hanging="360"/>
-      </w:pPr>
-    </w:lvl>
-    <w:lvl w:ilvl="7" w:tentative="1">
-      <w:start w:val="1"/>
-      <w:numFmt w:val="decimal"/>
-      <w:lvlText w:val="%8."/>
-      <w:lvlJc w:val="left"/>
-      <w:pPr>
-        <w:tabs>
-          <w:tab w:val="num" w:pos="5760"/>
-        </w:tabs>
-        <w:ind w:left="5760" w:hanging="360"/>
-      </w:pPr>
-    </w:lvl>
-    <w:lvl w:ilvl="8" w:tentative="1">
-      <w:start w:val="1"/>
-      <w:numFmt w:val="decimal"/>
-      <w:lvlText w:val="%9."/>
-      <w:lvlJc w:val="left"/>
-      <w:pPr>
-        <w:tabs>
-          <w:tab w:val="num" w:pos="6480"/>
-        </w:tabs>
-        <w:ind w:left="6480" w:hanging="360"/>
-      </w:pPr>
-    </w:lvl>
-  </w:abstractNum>
-  <w:abstractNum w:abstractNumId="2" w15:restartNumberingAfterBreak="0">
-    <w:nsid w:val="39C45C54"/>
-    <w:multiLevelType w:val="multilevel"/>
-    <w:tmpl w:val="9DF0A9C2"/>
+    <w:tmpl w:val="514068F8"/>
     <w:lvl w:ilvl="0">
       <w:start w:val="1"/>
       <w:numFmt w:val="bullet"/>
@@ -14748,10 +15359,10 @@
       </w:rPr>
     </w:lvl>
   </w:abstractNum>
-  <w:abstractNum w:abstractNumId="3" w15:restartNumberingAfterBreak="0">
-    <w:nsid w:val="55641B5B"/>
+  <w:abstractNum w:abstractNumId="2" w15:restartNumberingAfterBreak="0">
+    <w:nsid w:val="0B5906B3"/>
     <w:multiLevelType w:val="multilevel"/>
-    <w:tmpl w:val="4D60BA3E"/>
+    <w:tmpl w:val="49B0499E"/>
     <w:lvl w:ilvl="0">
       <w:start w:val="1"/>
       <w:numFmt w:val="bullet"/>
@@ -14897,10 +15508,10 @@
       </w:rPr>
     </w:lvl>
   </w:abstractNum>
-  <w:abstractNum w:abstractNumId="4" w15:restartNumberingAfterBreak="0">
-    <w:nsid w:val="68665086"/>
+  <w:abstractNum w:abstractNumId="3" w15:restartNumberingAfterBreak="0">
+    <w:nsid w:val="3BB6014C"/>
     <w:multiLevelType w:val="multilevel"/>
-    <w:tmpl w:val="EE445302"/>
+    <w:tmpl w:val="D294F368"/>
     <w:lvl w:ilvl="0">
       <w:start w:val="1"/>
       <w:numFmt w:val="decimal"/>
@@ -15010,10 +15621,123 @@
       </w:pPr>
     </w:lvl>
   </w:abstractNum>
+  <w:abstractNum w:abstractNumId="4" w15:restartNumberingAfterBreak="0">
+    <w:nsid w:val="40220AE7"/>
+    <w:multiLevelType w:val="multilevel"/>
+    <w:tmpl w:val="FAA04D64"/>
+    <w:lvl w:ilvl="0">
+      <w:start w:val="1"/>
+      <w:numFmt w:val="decimal"/>
+      <w:lvlText w:val="%1."/>
+      <w:lvlJc w:val="left"/>
+      <w:pPr>
+        <w:tabs>
+          <w:tab w:val="num" w:pos="720"/>
+        </w:tabs>
+        <w:ind w:left="720" w:hanging="360"/>
+      </w:pPr>
+    </w:lvl>
+    <w:lvl w:ilvl="1" w:tentative="1">
+      <w:start w:val="1"/>
+      <w:numFmt w:val="decimal"/>
+      <w:lvlText w:val="%2."/>
+      <w:lvlJc w:val="left"/>
+      <w:pPr>
+        <w:tabs>
+          <w:tab w:val="num" w:pos="1440"/>
+        </w:tabs>
+        <w:ind w:left="1440" w:hanging="360"/>
+      </w:pPr>
+    </w:lvl>
+    <w:lvl w:ilvl="2" w:tentative="1">
+      <w:start w:val="1"/>
+      <w:numFmt w:val="decimal"/>
+      <w:lvlText w:val="%3."/>
+      <w:lvlJc w:val="left"/>
+      <w:pPr>
+        <w:tabs>
+          <w:tab w:val="num" w:pos="2160"/>
+        </w:tabs>
+        <w:ind w:left="2160" w:hanging="360"/>
+      </w:pPr>
+    </w:lvl>
+    <w:lvl w:ilvl="3" w:tentative="1">
+      <w:start w:val="1"/>
+      <w:numFmt w:val="decimal"/>
+      <w:lvlText w:val="%4."/>
+      <w:lvlJc w:val="left"/>
+      <w:pPr>
+        <w:tabs>
+          <w:tab w:val="num" w:pos="2880"/>
+        </w:tabs>
+        <w:ind w:left="2880" w:hanging="360"/>
+      </w:pPr>
+    </w:lvl>
+    <w:lvl w:ilvl="4" w:tentative="1">
+      <w:start w:val="1"/>
+      <w:numFmt w:val="decimal"/>
+      <w:lvlText w:val="%5."/>
+      <w:lvlJc w:val="left"/>
+      <w:pPr>
+        <w:tabs>
+          <w:tab w:val="num" w:pos="3600"/>
+        </w:tabs>
+        <w:ind w:left="3600" w:hanging="360"/>
+      </w:pPr>
+    </w:lvl>
+    <w:lvl w:ilvl="5" w:tentative="1">
+      <w:start w:val="1"/>
+      <w:numFmt w:val="decimal"/>
+      <w:lvlText w:val="%6."/>
+      <w:lvlJc w:val="left"/>
+      <w:pPr>
+        <w:tabs>
+          <w:tab w:val="num" w:pos="4320"/>
+        </w:tabs>
+        <w:ind w:left="4320" w:hanging="360"/>
+      </w:pPr>
+    </w:lvl>
+    <w:lvl w:ilvl="6" w:tentative="1">
+      <w:start w:val="1"/>
+      <w:numFmt w:val="decimal"/>
+      <w:lvlText w:val="%7."/>
+      <w:lvlJc w:val="left"/>
+      <w:pPr>
+        <w:tabs>
+          <w:tab w:val="num" w:pos="5040"/>
+        </w:tabs>
+        <w:ind w:left="5040" w:hanging="360"/>
+      </w:pPr>
+    </w:lvl>
+    <w:lvl w:ilvl="7" w:tentative="1">
+      <w:start w:val="1"/>
+      <w:numFmt w:val="decimal"/>
+      <w:lvlText w:val="%8."/>
+      <w:lvlJc w:val="left"/>
+      <w:pPr>
+        <w:tabs>
+          <w:tab w:val="num" w:pos="5760"/>
+        </w:tabs>
+        <w:ind w:left="5760" w:hanging="360"/>
+      </w:pPr>
+    </w:lvl>
+    <w:lvl w:ilvl="8" w:tentative="1">
+      <w:start w:val="1"/>
+      <w:numFmt w:val="decimal"/>
+      <w:lvlText w:val="%9."/>
+      <w:lvlJc w:val="left"/>
+      <w:pPr>
+        <w:tabs>
+          <w:tab w:val="num" w:pos="6480"/>
+        </w:tabs>
+        <w:ind w:left="6480" w:hanging="360"/>
+      </w:pPr>
+    </w:lvl>
+  </w:abstractNum>
   <w:abstractNum w:abstractNumId="5" w15:restartNumberingAfterBreak="0">
-    <w:nsid w:val="70A401F3"/>
+    <w:nsid w:val="5CC65F4D"/>
     <w:multiLevelType w:val="multilevel"/>
-    <w:tmpl w:val="0E1EE894"/>
+    <w:tmpl w:val="C486E652"/>
     <w:lvl w:ilvl="0">
       <w:start w:val="1"/>
       <w:numFmt w:val="bullet"/>
@@ -15160,9 +15884,9 @@
     </w:lvl>
   </w:abstractNum>
   <w:abstractNum w:abstractNumId="6" w15:restartNumberingAfterBreak="0">
-    <w:nsid w:val="777D39F6"/>
+    <w:nsid w:val="6795157C"/>
     <w:multiLevelType w:val="multilevel"/>
-    <w:tmpl w:val="932209FE"/>
+    <w:tmpl w:val="C9E4E530"/>
     <w:lvl w:ilvl="0">
       <w:start w:val="1"/>
       <w:numFmt w:val="bullet"/>
@@ -15308,26 +16032,482 @@
       </w:rPr>
     </w:lvl>
   </w:abstractNum>
+  <w:abstractNum w:abstractNumId="7" w15:restartNumberingAfterBreak="0">
+    <w:nsid w:val="6CAF31F3"/>
+    <w:multiLevelType w:val="multilevel"/>
+    <w:tmpl w:val="E09097B6"/>
+    <w:lvl w:ilvl="0">
+      <w:start w:val="1"/>
+      <w:numFmt w:val="bullet"/>
+      <w:lvlText w:val=""/>
+      <w:lvlJc w:val="left"/>
+      <w:pPr>
+        <w:tabs>
+          <w:tab w:val="num" w:pos="720"/>
+        </w:tabs>
+        <w:ind w:left="720" w:hanging="360"/>
+      </w:pPr>
+      <w:rPr>
+        <w:rFonts w:ascii="Symbol" w:hAnsi="Symbol" w:hint="default"/>
+        <w:sz w:val="20"/>
+      </w:rPr>
+    </w:lvl>
+    <w:lvl w:ilvl="1" w:tentative="1">
+      <w:start w:val="1"/>
+      <w:numFmt w:val="bullet"/>
+      <w:lvlText w:val="o"/>
+      <w:lvlJc w:val="left"/>
+      <w:pPr>
+        <w:tabs>
+          <w:tab w:val="num" w:pos="1440"/>
+        </w:tabs>
+        <w:ind w:left="1440" w:hanging="360"/>
+      </w:pPr>
+      <w:rPr>
+        <w:rFonts w:ascii="Courier New" w:hAnsi="Courier New" w:hint="default"/>
+        <w:sz w:val="20"/>
+      </w:rPr>
+    </w:lvl>
+    <w:lvl w:ilvl="2" w:tentative="1">
+      <w:start w:val="1"/>
+      <w:numFmt w:val="bullet"/>
+      <w:lvlText w:val=""/>
+      <w:lvlJc w:val="left"/>
+      <w:pPr>
+        <w:tabs>
+          <w:tab w:val="num" w:pos="2160"/>
+        </w:tabs>
+        <w:ind w:left="2160" w:hanging="360"/>
+      </w:pPr>
+      <w:rPr>
+        <w:rFonts w:ascii="Wingdings" w:hAnsi="Wingdings" w:hint="default"/>
+        <w:sz w:val="20"/>
+      </w:rPr>
+    </w:lvl>
+    <w:lvl w:ilvl="3" w:tentative="1">
+      <w:start w:val="1"/>
+      <w:numFmt w:val="bullet"/>
+      <w:lvlText w:val=""/>
+      <w:lvlJc w:val="left"/>
+      <w:pPr>
+        <w:tabs>
+          <w:tab w:val="num" w:pos="2880"/>
+        </w:tabs>
+        <w:ind w:left="2880" w:hanging="360"/>
+      </w:pPr>
+      <w:rPr>
+        <w:rFonts w:ascii="Wingdings" w:hAnsi="Wingdings" w:hint="default"/>
+        <w:sz w:val="20"/>
+      </w:rPr>
+    </w:lvl>
+    <w:lvl w:ilvl="4" w:tentative="1">
+      <w:start w:val="1"/>
+      <w:numFmt w:val="bullet"/>
+      <w:lvlText w:val=""/>
+      <w:lvlJc w:val="left"/>
+      <w:pPr>
+        <w:tabs>
+          <w:tab w:val="num" w:pos="3600"/>
+        </w:tabs>
+        <w:ind w:left="3600" w:hanging="360"/>
+      </w:pPr>
+      <w:rPr>
+        <w:rFonts w:ascii="Wingdings" w:hAnsi="Wingdings" w:hint="default"/>
+        <w:sz w:val="20"/>
+      </w:rPr>
+    </w:lvl>
+    <w:lvl w:ilvl="5" w:tentative="1">
+      <w:start w:val="1"/>
+      <w:numFmt w:val="bullet"/>
+      <w:lvlText w:val=""/>
+      <w:lvlJc w:val="left"/>
+      <w:pPr>
+        <w:tabs>
+          <w:tab w:val="num" w:pos="4320"/>
+        </w:tabs>
+        <w:ind w:left="4320" w:hanging="360"/>
+      </w:pPr>
+      <w:rPr>
+        <w:rFonts w:ascii="Wingdings" w:hAnsi="Wingdings" w:hint="default"/>
+        <w:sz w:val="20"/>
+      </w:rPr>
+    </w:lvl>
+    <w:lvl w:ilvl="6" w:tentative="1">
+      <w:start w:val="1"/>
+      <w:numFmt w:val="bullet"/>
+      <w:lvlText w:val=""/>
+      <w:lvlJc w:val="left"/>
+      <w:pPr>
+        <w:tabs>
+          <w:tab w:val="num" w:pos="5040"/>
+        </w:tabs>
+        <w:ind w:left="5040" w:hanging="360"/>
+      </w:pPr>
+      <w:rPr>
+        <w:rFonts w:ascii="Wingdings" w:hAnsi="Wingdings" w:hint="default"/>
+        <w:sz w:val="20"/>
+      </w:rPr>
+    </w:lvl>
+    <w:lvl w:ilvl="7" w:tentative="1">
+      <w:start w:val="1"/>
+      <w:numFmt w:val="bullet"/>
+      <w:lvlText w:val=""/>
+      <w:lvlJc w:val="left"/>
+      <w:pPr>
+        <w:tabs>
+          <w:tab w:val="num" w:pos="5760"/>
+        </w:tabs>
+        <w:ind w:left="5760" w:hanging="360"/>
+      </w:pPr>
+      <w:rPr>
+        <w:rFonts w:ascii="Wingdings" w:hAnsi="Wingdings" w:hint="default"/>
+        <w:sz w:val="20"/>
+      </w:rPr>
+    </w:lvl>
+    <w:lvl w:ilvl="8" w:tentative="1">
+      <w:start w:val="1"/>
+      <w:numFmt w:val="bullet"/>
+      <w:lvlText w:val=""/>
+      <w:lvlJc w:val="left"/>
+      <w:pPr>
+        <w:tabs>
+          <w:tab w:val="num" w:pos="6480"/>
+        </w:tabs>
+        <w:ind w:left="6480" w:hanging="360"/>
+      </w:pPr>
+      <w:rPr>
+        <w:rFonts w:ascii="Wingdings" w:hAnsi="Wingdings" w:hint="default"/>
+        <w:sz w:val="20"/>
+      </w:rPr>
+    </w:lvl>
+  </w:abstractNum>
+  <w:abstractNum w:abstractNumId="8" w15:restartNumberingAfterBreak="0">
+    <w:nsid w:val="75256D1C"/>
+    <w:multiLevelType w:val="multilevel"/>
+    <w:tmpl w:val="271A9DA2"/>
+    <w:lvl w:ilvl="0">
+      <w:start w:val="1"/>
+      <w:numFmt w:val="bullet"/>
+      <w:lvlText w:val=""/>
+      <w:lvlJc w:val="left"/>
+      <w:pPr>
+        <w:tabs>
+          <w:tab w:val="num" w:pos="720"/>
+        </w:tabs>
+        <w:ind w:left="720" w:hanging="360"/>
+      </w:pPr>
+      <w:rPr>
+        <w:rFonts w:ascii="Symbol" w:hAnsi="Symbol" w:hint="default"/>
+        <w:sz w:val="20"/>
+      </w:rPr>
+    </w:lvl>
+    <w:lvl w:ilvl="1" w:tentative="1">
+      <w:start w:val="1"/>
+      <w:numFmt w:val="bullet"/>
+      <w:lvlText w:val="o"/>
+      <w:lvlJc w:val="left"/>
+      <w:pPr>
+        <w:tabs>
+          <w:tab w:val="num" w:pos="1440"/>
+        </w:tabs>
+        <w:ind w:left="1440" w:hanging="360"/>
+      </w:pPr>
+      <w:rPr>
+        <w:rFonts w:ascii="Courier New" w:hAnsi="Courier New" w:hint="default"/>
+        <w:sz w:val="20"/>
+      </w:rPr>
+    </w:lvl>
+    <w:lvl w:ilvl="2" w:tentative="1">
+      <w:start w:val="1"/>
+      <w:numFmt w:val="bullet"/>
+      <w:lvlText w:val=""/>
+      <w:lvlJc w:val="left"/>
+      <w:pPr>
+        <w:tabs>
+          <w:tab w:val="num" w:pos="2160"/>
+        </w:tabs>
+        <w:ind w:left="2160" w:hanging="360"/>
+      </w:pPr>
+      <w:rPr>
+        <w:rFonts w:ascii="Wingdings" w:hAnsi="Wingdings" w:hint="default"/>
+        <w:sz w:val="20"/>
+      </w:rPr>
+    </w:lvl>
+    <w:lvl w:ilvl="3" w:tentative="1">
+      <w:start w:val="1"/>
+      <w:numFmt w:val="bullet"/>
+      <w:lvlText w:val=""/>
+      <w:lvlJc w:val="left"/>
+      <w:pPr>
+        <w:tabs>
+          <w:tab w:val="num" w:pos="2880"/>
+        </w:tabs>
+        <w:ind w:left="2880" w:hanging="360"/>
+      </w:pPr>
+      <w:rPr>
+        <w:rFonts w:ascii="Wingdings" w:hAnsi="Wingdings" w:hint="default"/>
+        <w:sz w:val="20"/>
+      </w:rPr>
+    </w:lvl>
+    <w:lvl w:ilvl="4" w:tentative="1">
+      <w:start w:val="1"/>
+      <w:numFmt w:val="bullet"/>
+      <w:lvlText w:val=""/>
+      <w:lvlJc w:val="left"/>
+      <w:pPr>
+        <w:tabs>
+          <w:tab w:val="num" w:pos="3600"/>
+        </w:tabs>
+        <w:ind w:left="3600" w:hanging="360"/>
+      </w:pPr>
+      <w:rPr>
+        <w:rFonts w:ascii="Wingdings" w:hAnsi="Wingdings" w:hint="default"/>
+        <w:sz w:val="20"/>
+      </w:rPr>
+    </w:lvl>
+    <w:lvl w:ilvl="5" w:tentative="1">
+      <w:start w:val="1"/>
+      <w:numFmt w:val="bullet"/>
+      <w:lvlText w:val=""/>
+      <w:lvlJc w:val="left"/>
+      <w:pPr>
+        <w:tabs>
+          <w:tab w:val="num" w:pos="4320"/>
+        </w:tabs>
+        <w:ind w:left="4320" w:hanging="360"/>
+      </w:pPr>
+      <w:rPr>
+        <w:rFonts w:ascii="Wingdings" w:hAnsi="Wingdings" w:hint="default"/>
+        <w:sz w:val="20"/>
+      </w:rPr>
+    </w:lvl>
+    <w:lvl w:ilvl="6" w:tentative="1">
+      <w:start w:val="1"/>
+      <w:numFmt w:val="bullet"/>
+      <w:lvlText w:val=""/>
+      <w:lvlJc w:val="left"/>
+      <w:pPr>
+        <w:tabs>
+          <w:tab w:val="num" w:pos="5040"/>
+        </w:tabs>
+        <w:ind w:left="5040" w:hanging="360"/>
+      </w:pPr>
+      <w:rPr>
+        <w:rFonts w:ascii="Wingdings" w:hAnsi="Wingdings" w:hint="default"/>
+        <w:sz w:val="20"/>
+      </w:rPr>
+    </w:lvl>
+    <w:lvl w:ilvl="7" w:tentative="1">
+      <w:start w:val="1"/>
+      <w:numFmt w:val="bullet"/>
+      <w:lvlText w:val=""/>
+      <w:lvlJc w:val="left"/>
+      <w:pPr>
+        <w:tabs>
+          <w:tab w:val="num" w:pos="5760"/>
+        </w:tabs>
+        <w:ind w:left="5760" w:hanging="360"/>
+      </w:pPr>
+      <w:rPr>
+        <w:rFonts w:ascii="Wingdings" w:hAnsi="Wingdings" w:hint="default"/>
+        <w:sz w:val="20"/>
+      </w:rPr>
+    </w:lvl>
+    <w:lvl w:ilvl="8" w:tentative="1">
+      <w:start w:val="1"/>
+      <w:numFmt w:val="bullet"/>
+      <w:lvlText w:val=""/>
+      <w:lvlJc w:val="left"/>
+      <w:pPr>
+        <w:tabs>
+          <w:tab w:val="num" w:pos="6480"/>
+        </w:tabs>
+        <w:ind w:left="6480" w:hanging="360"/>
+      </w:pPr>
+      <w:rPr>
+        <w:rFonts w:ascii="Wingdings" w:hAnsi="Wingdings" w:hint="default"/>
+        <w:sz w:val="20"/>
+      </w:rPr>
+    </w:lvl>
+  </w:abstractNum>
+  <w:abstractNum w:abstractNumId="9" w15:restartNumberingAfterBreak="0">
+    <w:nsid w:val="75964EC5"/>
+    <w:multiLevelType w:val="multilevel"/>
+    <w:tmpl w:val="549A1F76"/>
+    <w:lvl w:ilvl="0">
+      <w:start w:val="1"/>
+      <w:numFmt w:val="bullet"/>
+      <w:lvlText w:val=""/>
+      <w:lvlJc w:val="left"/>
+      <w:pPr>
+        <w:tabs>
+          <w:tab w:val="num" w:pos="720"/>
+        </w:tabs>
+        <w:ind w:left="720" w:hanging="360"/>
+      </w:pPr>
+      <w:rPr>
+        <w:rFonts w:ascii="Symbol" w:hAnsi="Symbol" w:hint="default"/>
+        <w:sz w:val="20"/>
+      </w:rPr>
+    </w:lvl>
+    <w:lvl w:ilvl="1" w:tentative="1">
+      <w:start w:val="1"/>
+      <w:numFmt w:val="bullet"/>
+      <w:lvlText w:val="o"/>
+      <w:lvlJc w:val="left"/>
+      <w:pPr>
+        <w:tabs>
+          <w:tab w:val="num" w:pos="1440"/>
+        </w:tabs>
+        <w:ind w:left="1440" w:hanging="360"/>
+      </w:pPr>
+      <w:rPr>
+        <w:rFonts w:ascii="Courier New" w:hAnsi="Courier New" w:hint="default"/>
+        <w:sz w:val="20"/>
+      </w:rPr>
+    </w:lvl>
+    <w:lvl w:ilvl="2" w:tentative="1">
+      <w:start w:val="1"/>
+      <w:numFmt w:val="bullet"/>
+      <w:lvlText w:val=""/>
+      <w:lvlJc w:val="left"/>
+      <w:pPr>
+        <w:tabs>
+          <w:tab w:val="num" w:pos="2160"/>
+        </w:tabs>
+        <w:ind w:left="2160" w:hanging="360"/>
+      </w:pPr>
+      <w:rPr>
+        <w:rFonts w:ascii="Wingdings" w:hAnsi="Wingdings" w:hint="default"/>
+        <w:sz w:val="20"/>
+      </w:rPr>
+    </w:lvl>
+    <w:lvl w:ilvl="3" w:tentative="1">
+      <w:start w:val="1"/>
+      <w:numFmt w:val="bullet"/>
+      <w:lvlText w:val=""/>
+      <w:lvlJc w:val="left"/>
+      <w:pPr>
+        <w:tabs>
+          <w:tab w:val="num" w:pos="2880"/>
+        </w:tabs>
+        <w:ind w:left="2880" w:hanging="360"/>
+      </w:pPr>
+      <w:rPr>
+        <w:rFonts w:ascii="Wingdings" w:hAnsi="Wingdings" w:hint="default"/>
+        <w:sz w:val="20"/>
+      </w:rPr>
+    </w:lvl>
+    <w:lvl w:ilvl="4" w:tentative="1">
+      <w:start w:val="1"/>
+      <w:numFmt w:val="bullet"/>
+      <w:lvlText w:val=""/>
+      <w:lvlJc w:val="left"/>
+      <w:pPr>
+        <w:tabs>
+          <w:tab w:val="num" w:pos="3600"/>
+        </w:tabs>
+        <w:ind w:left="3600" w:hanging="360"/>
+      </w:pPr>
+      <w:rPr>
+        <w:rFonts w:ascii="Wingdings" w:hAnsi="Wingdings" w:hint="default"/>
+        <w:sz w:val="20"/>
+      </w:rPr>
+    </w:lvl>
+    <w:lvl w:ilvl="5" w:tentative="1">
+      <w:start w:val="1"/>
+      <w:numFmt w:val="bullet"/>
+      <w:lvlText w:val=""/>
+      <w:lvlJc w:val="left"/>
+      <w:pPr>
+        <w:tabs>
+          <w:tab w:val="num" w:pos="4320"/>
+        </w:tabs>
+        <w:ind w:left="4320" w:hanging="360"/>
+      </w:pPr>
+      <w:rPr>
+        <w:rFonts w:ascii="Wingdings" w:hAnsi="Wingdings" w:hint="default"/>
+        <w:sz w:val="20"/>
+      </w:rPr>
+    </w:lvl>
+    <w:lvl w:ilvl="6" w:tentative="1">
+      <w:start w:val="1"/>
+      <w:numFmt w:val="bullet"/>
+      <w:lvlText w:val=""/>
+      <w:lvlJc w:val="left"/>
+      <w:pPr>
+        <w:tabs>
+          <w:tab w:val="num" w:pos="5040"/>
+        </w:tabs>
+        <w:ind w:left="5040" w:hanging="360"/>
+      </w:pPr>
+      <w:rPr>
+        <w:rFonts w:ascii="Wingdings" w:hAnsi="Wingdings" w:hint="default"/>
+        <w:sz w:val="20"/>
+      </w:rPr>
+    </w:lvl>
+    <w:lvl w:ilvl="7" w:tentative="1">
+      <w:start w:val="1"/>
+      <w:numFmt w:val="bullet"/>
+      <w:lvlText w:val=""/>
+      <w:lvlJc w:val="left"/>
+      <w:pPr>
+        <w:tabs>
+          <w:tab w:val="num" w:pos="5760"/>
+        </w:tabs>
+        <w:ind w:left="5760" w:hanging="360"/>
+      </w:pPr>
+      <w:rPr>
+        <w:rFonts w:ascii="Wingdings" w:hAnsi="Wingdings" w:hint="default"/>
+        <w:sz w:val="20"/>
+      </w:rPr>
+    </w:lvl>
+    <w:lvl w:ilvl="8" w:tentative="1">
+      <w:start w:val="1"/>
+      <w:numFmt w:val="bullet"/>
+      <w:lvlText w:val=""/>
+      <w:lvlJc w:val="left"/>
+      <w:pPr>
+        <w:tabs>
+          <w:tab w:val="num" w:pos="6480"/>
+        </w:tabs>
+        <w:ind w:left="6480" w:hanging="360"/>
+      </w:pPr>
+      <w:rPr>
+        <w:rFonts w:ascii="Wingdings" w:hAnsi="Wingdings" w:hint="default"/>
+        <w:sz w:val="20"/>
+      </w:rPr>
+    </w:lvl>
+  </w:abstractNum>
   <w:num w:numId="1">
-    <w:abstractNumId w:val="5"/>
+    <w:abstractNumId w:val="9"/>
   </w:num>
   <w:num w:numId="2">
     <w:abstractNumId w:val="2"/>
   </w:num>
   <w:num w:numId="3">
+    <w:abstractNumId w:val="5"/>
+  </w:num>
+  <w:num w:numId="4">
+    <w:abstractNumId w:val="0"/>
+  </w:num>
+  <w:num w:numId="5">
+    <w:abstractNumId w:val="3"/>
+  </w:num>
+  <w:num w:numId="6">
+    <w:abstractNumId w:val="4"/>
+  </w:num>
+  <w:num w:numId="7">
+    <w:abstractNumId w:val="8"/>
+  </w:num>
+  <w:num w:numId="8">
     <w:abstractNumId w:val="6"/>
   </w:num>
-  <w:num w:numId="4">
-    <w:abstractNumId w:val="4"/>
-  </w:num>
-  <w:num w:numId="5">
-    <w:abstractNumId w:val="0"/>
-  </w:num>
-  <w:num w:numId="6">
+  <w:num w:numId="9">
     <w:abstractNumId w:val="1"/>
   </w:num>
-  <w:num w:numId="7">
-    <w:abstractNumId w:val="3"/>
+  <w:num w:numId="10">
+    <w:abstractNumId w:val="7"/>
   </w:num>
 </w:numbering>
 </file>
